--- a/tfl/tables/T-AE-06.docx
+++ b/tfl/tables/T-AE-06.docx
@@ -2040,7 +2040,7 @@
           <w:szCs w:val="14"/>
           <w:color w:val="C0392B"/>
         </w:rPr>
-        <w:t xml:space="preserve">DRAFT — produced 2026-05-16 — synthetic data, NOT for regulatory submission</w:t>
+        <w:t xml:space="preserve">DRAFT — produced 2026-05-17 — synthetic data, NOT for regulatory submission</w:t>
       </w:r>
     </w:p>
     <w:sectPr>

--- a/tfl/tables/T-AE-06.docx
+++ b/tfl/tables/T-AE-06.docx
@@ -147,9 +147,9 @@
         <w:tblLook w:firstRow="1" w:lastRow="0" w:firstColumn="0" w:lastColumn="0" w:noHBand="0" w:noVBand="1"/>
       </w:tblPr>
       <w:tblGrid>
-        <w:gridCol w:w="5760"/>
-        <w:gridCol w:w="2160"/>
-        <w:gridCol w:w="2160"/>
+        <w:gridCol w:w="5472"/>
+        <w:gridCol w:w="2304"/>
+        <w:gridCol w:w="2304"/>
       </w:tblGrid>
       <w:tr>
         <w:trPr>
@@ -386,7 +386,7 @@
               <w:left w:val="single" w:sz="8" w:space="0" w:color="666666"/>
               <w:right w:val="single" w:sz="3" w:space="0" w:color="CCCCCC"/>
             </w:tcBorders>
-            <w:shd w:val="clear" w:color="auto" w:fill="F2F2F2"/>
+            <w:shd w:val="clear" w:color="auto" w:fill="FFFFFF"/>
             <w:tcMar>
               <w:top w:w="0" w:type="dxa"/>
               <w:bottom w:w="0" w:type="dxa"/>
@@ -415,7 +415,7 @@
                 <w:strike w:val="false"/>
                 <w:sz w:val="18"/>
                 <w:szCs w:val="18"/>
-                <w:color w:val="1F3864"/>
+                <w:color w:val="000000"/>
               </w:rPr>
             </w:pPr>
             <w:r>
@@ -427,9 +427,9 @@
                 <w:strike w:val="false"/>
                 <w:sz w:val="18"/>
                 <w:szCs w:val="18"/>
-                <w:color w:val="1F3864"/>
-              </w:rPr>
-              <w:t xml:space="preserve">Endocrine disorders</w:t>
+                <w:color w:val="000000"/>
+              </w:rPr>
+              <w:t xml:space="preserve">Any AESI</w:t>
             </w:r>
           </w:p>
         </w:tc>
@@ -438,176 +438,6 @@
             <w:tcBorders>
               <w:bottom w:val="single" w:sz="3" w:space="0" w:color="CCCCCC"/>
               <w:top w:val="single" w:sz="8" w:space="0" w:color="666666"/>
-              <w:left w:val="single" w:sz="3" w:space="0" w:color="CCCCCC"/>
-              <w:right w:val="single" w:sz="3" w:space="0" w:color="CCCCCC"/>
-            </w:tcBorders>
-            <w:shd w:val="clear" w:color="auto" w:fill="F2F2F2"/>
-            <w:tcMar>
-              <w:top w:w="0" w:type="dxa"/>
-              <w:bottom w:w="0" w:type="dxa"/>
-              <w:left w:w="0" w:type="dxa"/>
-              <w:right w:w="0" w:type="dxa"/>
-            </w:tcMar>
-            <w:vAlign w:val="center"/>
-          </w:tcPr>
-          <w:p>
-            <w:pPr>
-              <w:pStyle w:val="Normal"/>
-              <w:jc w:val="center"/>
-              <w:pBdr>
-                <w:bottom w:val="none" w:sz="0" w:space="0" w:color="000000"/>
-                <w:top w:val="none" w:sz="0" w:space="0" w:color="000000"/>
-                <w:left w:val="none" w:sz="0" w:space="0" w:color="000000"/>
-                <w:right w:val="none" w:sz="0" w:space="0" w:color="000000"/>
-              </w:pBdr>
-              <w:spacing w:after="40" w:before="40" w:line="240"/>
-              <w:ind w:left="100" w:right="100" w:firstLine="0" w:firstLineChars="0"/>
-              <w:rPr>
-                <w:rFonts w:ascii="Arial" w:hAnsi="Arial" w:eastAsia="Arial" w:cs="Arial"/>
-                <w:i w:val="false"/>
-                <w:b w:val="true"/>
-                <w:u w:val="none"/>
-                <w:strike w:val="false"/>
-                <w:sz w:val="18"/>
-                <w:szCs w:val="18"/>
-                <w:color w:val="000000"/>
-              </w:rPr>
-            </w:pPr>
-            <w:r>
-              <w:rPr>
-                <w:rFonts w:ascii="Arial" w:hAnsi="Arial" w:eastAsia="Arial" w:cs="Arial"/>
-                <w:i w:val="false"/>
-                <w:b w:val="true"/>
-                <w:u w:val="none"/>
-                <w:strike w:val="false"/>
-                <w:sz w:val="18"/>
-                <w:szCs w:val="18"/>
-                <w:color w:val="000000"/>
-              </w:rPr>
-              <w:t xml:space="preserve">2 (0.9)</w:t>
-            </w:r>
-          </w:p>
-        </w:tc>
-        <w:tc>
-          <w:tcPr>
-            <w:tcBorders>
-              <w:bottom w:val="single" w:sz="3" w:space="0" w:color="CCCCCC"/>
-              <w:top w:val="single" w:sz="8" w:space="0" w:color="666666"/>
-              <w:left w:val="single" w:sz="3" w:space="0" w:color="CCCCCC"/>
-              <w:right w:val="single" w:sz="8" w:space="0" w:color="666666"/>
-            </w:tcBorders>
-            <w:shd w:val="clear" w:color="auto" w:fill="F2F2F2"/>
-            <w:tcMar>
-              <w:top w:w="0" w:type="dxa"/>
-              <w:bottom w:w="0" w:type="dxa"/>
-              <w:left w:w="0" w:type="dxa"/>
-              <w:right w:w="0" w:type="dxa"/>
-            </w:tcMar>
-            <w:vAlign w:val="center"/>
-          </w:tcPr>
-          <w:p>
-            <w:pPr>
-              <w:pStyle w:val="Normal"/>
-              <w:jc w:val="center"/>
-              <w:pBdr>
-                <w:bottom w:val="none" w:sz="0" w:space="0" w:color="000000"/>
-                <w:top w:val="none" w:sz="0" w:space="0" w:color="000000"/>
-                <w:left w:val="none" w:sz="0" w:space="0" w:color="000000"/>
-                <w:right w:val="none" w:sz="0" w:space="0" w:color="000000"/>
-              </w:pBdr>
-              <w:spacing w:after="40" w:before="40" w:line="240"/>
-              <w:ind w:left="100" w:right="100" w:firstLine="0" w:firstLineChars="0"/>
-              <w:rPr>
-                <w:rFonts w:ascii="Arial" w:hAnsi="Arial" w:eastAsia="Arial" w:cs="Arial"/>
-                <w:i w:val="false"/>
-                <w:b w:val="true"/>
-                <w:u w:val="none"/>
-                <w:strike w:val="false"/>
-                <w:sz w:val="18"/>
-                <w:szCs w:val="18"/>
-                <w:color w:val="000000"/>
-              </w:rPr>
-            </w:pPr>
-            <w:r>
-              <w:rPr>
-                <w:rFonts w:ascii="Arial" w:hAnsi="Arial" w:eastAsia="Arial" w:cs="Arial"/>
-                <w:i w:val="false"/>
-                <w:b w:val="true"/>
-                <w:u w:val="none"/>
-                <w:strike w:val="false"/>
-                <w:sz w:val="18"/>
-                <w:szCs w:val="18"/>
-                <w:color w:val="000000"/>
-              </w:rPr>
-              <w:t xml:space="preserve">3 (1.3)</w:t>
-            </w:r>
-          </w:p>
-        </w:tc>
-      </w:tr>
-      <w:tr>
-        <w:trPr>
-          <w:trHeight w:val="360" w:hRule="auto"/>
-        </w:trPr>
-        <w:tc>
-          <w:tcPr>
-            <w:tcBorders>
-              <w:bottom w:val="single" w:sz="3" w:space="0" w:color="CCCCCC"/>
-              <w:top w:val="single" w:sz="3" w:space="0" w:color="CCCCCC"/>
-              <w:left w:val="single" w:sz="8" w:space="0" w:color="666666"/>
-              <w:right w:val="single" w:sz="3" w:space="0" w:color="CCCCCC"/>
-            </w:tcBorders>
-            <w:shd w:val="clear" w:color="auto" w:fill="FFFFFF"/>
-            <w:tcMar>
-              <w:top w:w="0" w:type="dxa"/>
-              <w:bottom w:w="0" w:type="dxa"/>
-              <w:left w:w="0" w:type="dxa"/>
-              <w:right w:w="0" w:type="dxa"/>
-            </w:tcMar>
-            <w:vAlign w:val="center"/>
-          </w:tcPr>
-          <w:p>
-            <w:pPr>
-              <w:pStyle w:val="Normal"/>
-              <w:jc w:val="left"/>
-              <w:pBdr>
-                <w:bottom w:val="none" w:sz="0" w:space="0" w:color="000000"/>
-                <w:top w:val="none" w:sz="0" w:space="0" w:color="000000"/>
-                <w:left w:val="none" w:sz="0" w:space="0" w:color="000000"/>
-                <w:right w:val="none" w:sz="0" w:space="0" w:color="000000"/>
-              </w:pBdr>
-              <w:spacing w:after="40" w:before="40" w:line="240"/>
-              <w:ind w:left="300" w:right="100" w:firstLine="0" w:firstLineChars="0"/>
-              <w:rPr>
-                <w:rFonts w:ascii="Arial" w:hAnsi="Arial" w:eastAsia="Arial" w:cs="Arial"/>
-                <w:i w:val="false"/>
-                <w:b w:val="false"/>
-                <w:u w:val="none"/>
-                <w:strike w:val="false"/>
-                <w:sz w:val="18"/>
-                <w:szCs w:val="18"/>
-                <w:color w:val="000000"/>
-              </w:rPr>
-            </w:pPr>
-            <w:r>
-              <w:rPr>
-                <w:rFonts w:ascii="Arial" w:hAnsi="Arial" w:eastAsia="Arial" w:cs="Arial"/>
-                <w:i w:val="false"/>
-                <w:b w:val="false"/>
-                <w:u w:val="none"/>
-                <w:strike w:val="false"/>
-                <w:sz w:val="18"/>
-                <w:szCs w:val="18"/>
-                <w:color w:val="000000"/>
-              </w:rPr>
-              <w:t xml:space="preserve">Endocrine disorders</w:t>
-            </w:r>
-          </w:p>
-        </w:tc>
-        <w:tc>
-          <w:tcPr>
-            <w:tcBorders>
-              <w:bottom w:val="single" w:sz="3" w:space="0" w:color="CCCCCC"/>
-              <w:top w:val="single" w:sz="3" w:space="0" w:color="CCCCCC"/>
               <w:left w:val="single" w:sz="3" w:space="0" w:color="CCCCCC"/>
               <w:right w:val="single" w:sz="3" w:space="0" w:color="CCCCCC"/>
             </w:tcBorders>
@@ -635,7 +465,7 @@
               <w:rPr>
                 <w:rFonts w:ascii="Arial" w:hAnsi="Arial" w:eastAsia="Arial" w:cs="Arial"/>
                 <w:i w:val="false"/>
-                <w:b w:val="false"/>
+                <w:b w:val="true"/>
                 <w:u w:val="none"/>
                 <w:strike w:val="false"/>
                 <w:sz w:val="18"/>
@@ -647,14 +477,14 @@
               <w:rPr>
                 <w:rFonts w:ascii="Arial" w:hAnsi="Arial" w:eastAsia="Arial" w:cs="Arial"/>
                 <w:i w:val="false"/>
-                <w:b w:val="false"/>
-                <w:u w:val="none"/>
-                <w:strike w:val="false"/>
-                <w:sz w:val="18"/>
-                <w:szCs w:val="18"/>
-                <w:color w:val="000000"/>
-              </w:rPr>
-              <w:t xml:space="preserve">—</w:t>
+                <w:b w:val="true"/>
+                <w:u w:val="none"/>
+                <w:strike w:val="false"/>
+                <w:sz w:val="18"/>
+                <w:szCs w:val="18"/>
+                <w:color w:val="000000"/>
+              </w:rPr>
+              <w:t xml:space="preserve">30 (13.3)</w:t>
             </w:r>
           </w:p>
         </w:tc>
@@ -662,7 +492,7 @@
           <w:tcPr>
             <w:tcBorders>
               <w:bottom w:val="single" w:sz="3" w:space="0" w:color="CCCCCC"/>
-              <w:top w:val="single" w:sz="3" w:space="0" w:color="CCCCCC"/>
+              <w:top w:val="single" w:sz="8" w:space="0" w:color="666666"/>
               <w:left w:val="single" w:sz="3" w:space="0" w:color="CCCCCC"/>
               <w:right w:val="single" w:sz="8" w:space="0" w:color="666666"/>
             </w:tcBorders>
@@ -690,7 +520,7 @@
               <w:rPr>
                 <w:rFonts w:ascii="Arial" w:hAnsi="Arial" w:eastAsia="Arial" w:cs="Arial"/>
                 <w:i w:val="false"/>
-                <w:b w:val="false"/>
+                <w:b w:val="true"/>
                 <w:u w:val="none"/>
                 <w:strike w:val="false"/>
                 <w:sz w:val="18"/>
@@ -702,694 +532,14 @@
               <w:rPr>
                 <w:rFonts w:ascii="Arial" w:hAnsi="Arial" w:eastAsia="Arial" w:cs="Arial"/>
                 <w:i w:val="false"/>
-                <w:b w:val="false"/>
-                <w:u w:val="none"/>
-                <w:strike w:val="false"/>
-                <w:sz w:val="18"/>
-                <w:szCs w:val="18"/>
-                <w:color w:val="000000"/>
-              </w:rPr>
-              <w:t xml:space="preserve">—</w:t>
-            </w:r>
-          </w:p>
-        </w:tc>
-      </w:tr>
-      <w:tr>
-        <w:trPr>
-          <w:trHeight w:val="360" w:hRule="auto"/>
-        </w:trPr>
-        <w:tc>
-          <w:tcPr>
-            <w:tcBorders>
-              <w:bottom w:val="single" w:sz="3" w:space="0" w:color="CCCCCC"/>
-              <w:top w:val="single" w:sz="3" w:space="0" w:color="CCCCCC"/>
-              <w:left w:val="single" w:sz="8" w:space="0" w:color="666666"/>
-              <w:right w:val="single" w:sz="3" w:space="0" w:color="CCCCCC"/>
-            </w:tcBorders>
-            <w:shd w:val="clear" w:color="auto" w:fill="F2F2F2"/>
-            <w:tcMar>
-              <w:top w:w="0" w:type="dxa"/>
-              <w:bottom w:w="0" w:type="dxa"/>
-              <w:left w:w="0" w:type="dxa"/>
-              <w:right w:w="0" w:type="dxa"/>
-            </w:tcMar>
-            <w:vAlign w:val="center"/>
-          </w:tcPr>
-          <w:p>
-            <w:pPr>
-              <w:pStyle w:val="Normal"/>
-              <w:jc w:val="left"/>
-              <w:pBdr>
-                <w:bottom w:val="none" w:sz="0" w:space="0" w:color="000000"/>
-                <w:top w:val="none" w:sz="0" w:space="0" w:color="000000"/>
-                <w:left w:val="none" w:sz="0" w:space="0" w:color="000000"/>
-                <w:right w:val="none" w:sz="0" w:space="0" w:color="000000"/>
-              </w:pBdr>
-              <w:spacing w:after="40" w:before="40" w:line="240"/>
-              <w:ind w:left="100" w:right="100" w:firstLine="0" w:firstLineChars="0"/>
-              <w:rPr>
-                <w:rFonts w:ascii="Arial" w:hAnsi="Arial" w:eastAsia="Arial" w:cs="Arial"/>
-                <w:i w:val="false"/>
                 <w:b w:val="true"/>
                 <w:u w:val="none"/>
                 <w:strike w:val="false"/>
                 <w:sz w:val="18"/>
                 <w:szCs w:val="18"/>
-                <w:color w:val="1F3864"/>
-              </w:rPr>
-            </w:pPr>
-            <w:r>
-              <w:rPr>
-                <w:rFonts w:ascii="Arial" w:hAnsi="Arial" w:eastAsia="Arial" w:cs="Arial"/>
-                <w:i w:val="false"/>
-                <w:b w:val="true"/>
-                <w:u w:val="none"/>
-                <w:strike w:val="false"/>
-                <w:sz w:val="18"/>
-                <w:szCs w:val="18"/>
-                <w:color w:val="1F3864"/>
-              </w:rPr>
-              <w:t xml:space="preserve">  Adrenal insufficiency</w:t>
-            </w:r>
-          </w:p>
-        </w:tc>
-        <w:tc>
-          <w:tcPr>
-            <w:tcBorders>
-              <w:bottom w:val="single" w:sz="3" w:space="0" w:color="CCCCCC"/>
-              <w:top w:val="single" w:sz="3" w:space="0" w:color="CCCCCC"/>
-              <w:left w:val="single" w:sz="3" w:space="0" w:color="CCCCCC"/>
-              <w:right w:val="single" w:sz="3" w:space="0" w:color="CCCCCC"/>
-            </w:tcBorders>
-            <w:shd w:val="clear" w:color="auto" w:fill="F2F2F2"/>
-            <w:tcMar>
-              <w:top w:w="0" w:type="dxa"/>
-              <w:bottom w:w="0" w:type="dxa"/>
-              <w:left w:w="0" w:type="dxa"/>
-              <w:right w:w="0" w:type="dxa"/>
-            </w:tcMar>
-            <w:vAlign w:val="center"/>
-          </w:tcPr>
-          <w:p>
-            <w:pPr>
-              <w:pStyle w:val="Normal"/>
-              <w:jc w:val="center"/>
-              <w:pBdr>
-                <w:bottom w:val="none" w:sz="0" w:space="0" w:color="000000"/>
-                <w:top w:val="none" w:sz="0" w:space="0" w:color="000000"/>
-                <w:left w:val="none" w:sz="0" w:space="0" w:color="000000"/>
-                <w:right w:val="none" w:sz="0" w:space="0" w:color="000000"/>
-              </w:pBdr>
-              <w:spacing w:after="40" w:before="40" w:line="240"/>
-              <w:ind w:left="100" w:right="100" w:firstLine="0" w:firstLineChars="0"/>
-              <w:rPr>
-                <w:rFonts w:ascii="Arial" w:hAnsi="Arial" w:eastAsia="Arial" w:cs="Arial"/>
-                <w:i w:val="false"/>
-                <w:b w:val="true"/>
-                <w:u w:val="none"/>
-                <w:strike w:val="false"/>
-                <w:sz w:val="18"/>
-                <w:szCs w:val="18"/>
-                <w:color w:val="000000"/>
-              </w:rPr>
-            </w:pPr>
-            <w:r>
-              <w:rPr>
-                <w:rFonts w:ascii="Arial" w:hAnsi="Arial" w:eastAsia="Arial" w:cs="Arial"/>
-                <w:i w:val="false"/>
-                <w:b w:val="true"/>
-                <w:u w:val="none"/>
-                <w:strike w:val="false"/>
-                <w:sz w:val="18"/>
-                <w:szCs w:val="18"/>
-                <w:color w:val="000000"/>
-              </w:rPr>
-              <w:t xml:space="preserve">2 (0.9)</w:t>
-            </w:r>
-          </w:p>
-        </w:tc>
-        <w:tc>
-          <w:tcPr>
-            <w:tcBorders>
-              <w:bottom w:val="single" w:sz="3" w:space="0" w:color="CCCCCC"/>
-              <w:top w:val="single" w:sz="3" w:space="0" w:color="CCCCCC"/>
-              <w:left w:val="single" w:sz="3" w:space="0" w:color="CCCCCC"/>
-              <w:right w:val="single" w:sz="8" w:space="0" w:color="666666"/>
-            </w:tcBorders>
-            <w:shd w:val="clear" w:color="auto" w:fill="F2F2F2"/>
-            <w:tcMar>
-              <w:top w:w="0" w:type="dxa"/>
-              <w:bottom w:w="0" w:type="dxa"/>
-              <w:left w:w="0" w:type="dxa"/>
-              <w:right w:w="0" w:type="dxa"/>
-            </w:tcMar>
-            <w:vAlign w:val="center"/>
-          </w:tcPr>
-          <w:p>
-            <w:pPr>
-              <w:pStyle w:val="Normal"/>
-              <w:jc w:val="center"/>
-              <w:pBdr>
-                <w:bottom w:val="none" w:sz="0" w:space="0" w:color="000000"/>
-                <w:top w:val="none" w:sz="0" w:space="0" w:color="000000"/>
-                <w:left w:val="none" w:sz="0" w:space="0" w:color="000000"/>
-                <w:right w:val="none" w:sz="0" w:space="0" w:color="000000"/>
-              </w:pBdr>
-              <w:spacing w:after="40" w:before="40" w:line="240"/>
-              <w:ind w:left="100" w:right="100" w:firstLine="0" w:firstLineChars="0"/>
-              <w:rPr>
-                <w:rFonts w:ascii="Arial" w:hAnsi="Arial" w:eastAsia="Arial" w:cs="Arial"/>
-                <w:i w:val="false"/>
-                <w:b w:val="true"/>
-                <w:u w:val="none"/>
-                <w:strike w:val="false"/>
-                <w:sz w:val="18"/>
-                <w:szCs w:val="18"/>
-                <w:color w:val="000000"/>
-              </w:rPr>
-            </w:pPr>
-            <w:r>
-              <w:rPr>
-                <w:rFonts w:ascii="Arial" w:hAnsi="Arial" w:eastAsia="Arial" w:cs="Arial"/>
-                <w:i w:val="false"/>
-                <w:b w:val="true"/>
-                <w:u w:val="none"/>
-                <w:strike w:val="false"/>
-                <w:sz w:val="18"/>
-                <w:szCs w:val="18"/>
-                <w:color w:val="000000"/>
-              </w:rPr>
-              <w:t xml:space="preserve">3 (1.3)</w:t>
-            </w:r>
-          </w:p>
-        </w:tc>
-      </w:tr>
-      <w:tr>
-        <w:trPr>
-          <w:trHeight w:val="360" w:hRule="auto"/>
-        </w:trPr>
-        <w:tc>
-          <w:tcPr>
-            <w:tcBorders>
-              <w:bottom w:val="single" w:sz="3" w:space="0" w:color="CCCCCC"/>
-              <w:top w:val="single" w:sz="3" w:space="0" w:color="CCCCCC"/>
-              <w:left w:val="single" w:sz="8" w:space="0" w:color="666666"/>
-              <w:right w:val="single" w:sz="3" w:space="0" w:color="CCCCCC"/>
-            </w:tcBorders>
-            <w:shd w:val="clear" w:color="auto" w:fill="FFFFFF"/>
-            <w:tcMar>
-              <w:top w:w="0" w:type="dxa"/>
-              <w:bottom w:w="0" w:type="dxa"/>
-              <w:left w:w="0" w:type="dxa"/>
-              <w:right w:w="0" w:type="dxa"/>
-            </w:tcMar>
-            <w:vAlign w:val="center"/>
-          </w:tcPr>
-          <w:p>
-            <w:pPr>
-              <w:pStyle w:val="Normal"/>
-              <w:jc w:val="left"/>
-              <w:pBdr>
-                <w:bottom w:val="none" w:sz="0" w:space="0" w:color="000000"/>
-                <w:top w:val="none" w:sz="0" w:space="0" w:color="000000"/>
-                <w:left w:val="none" w:sz="0" w:space="0" w:color="000000"/>
-                <w:right w:val="none" w:sz="0" w:space="0" w:color="000000"/>
-              </w:pBdr>
-              <w:spacing w:after="40" w:before="40" w:line="240"/>
-              <w:ind w:left="300" w:right="100" w:firstLine="0" w:firstLineChars="0"/>
-              <w:rPr>
-                <w:rFonts w:ascii="Arial" w:hAnsi="Arial" w:eastAsia="Arial" w:cs="Arial"/>
-                <w:i w:val="false"/>
-                <w:b w:val="false"/>
-                <w:u w:val="none"/>
-                <w:strike w:val="false"/>
-                <w:sz w:val="18"/>
-                <w:szCs w:val="18"/>
-                <w:color w:val="000000"/>
-              </w:rPr>
-            </w:pPr>
-            <w:r>
-              <w:rPr>
-                <w:rFonts w:ascii="Arial" w:hAnsi="Arial" w:eastAsia="Arial" w:cs="Arial"/>
-                <w:i w:val="false"/>
-                <w:b w:val="false"/>
-                <w:u w:val="none"/>
-                <w:strike w:val="false"/>
-                <w:sz w:val="18"/>
-                <w:szCs w:val="18"/>
-                <w:color w:val="000000"/>
-              </w:rPr>
-              <w:t xml:space="preserve">Gastrointestinal disorders</w:t>
-            </w:r>
-          </w:p>
-        </w:tc>
-        <w:tc>
-          <w:tcPr>
-            <w:tcBorders>
-              <w:bottom w:val="single" w:sz="3" w:space="0" w:color="CCCCCC"/>
-              <w:top w:val="single" w:sz="3" w:space="0" w:color="CCCCCC"/>
-              <w:left w:val="single" w:sz="3" w:space="0" w:color="CCCCCC"/>
-              <w:right w:val="single" w:sz="3" w:space="0" w:color="CCCCCC"/>
-            </w:tcBorders>
-            <w:shd w:val="clear" w:color="auto" w:fill="FFFFFF"/>
-            <w:tcMar>
-              <w:top w:w="0" w:type="dxa"/>
-              <w:bottom w:w="0" w:type="dxa"/>
-              <w:left w:w="0" w:type="dxa"/>
-              <w:right w:w="0" w:type="dxa"/>
-            </w:tcMar>
-            <w:vAlign w:val="center"/>
-          </w:tcPr>
-          <w:p>
-            <w:pPr>
-              <w:pStyle w:val="Normal"/>
-              <w:jc w:val="center"/>
-              <w:pBdr>
-                <w:bottom w:val="none" w:sz="0" w:space="0" w:color="000000"/>
-                <w:top w:val="none" w:sz="0" w:space="0" w:color="000000"/>
-                <w:left w:val="none" w:sz="0" w:space="0" w:color="000000"/>
-                <w:right w:val="none" w:sz="0" w:space="0" w:color="000000"/>
-              </w:pBdr>
-              <w:spacing w:after="40" w:before="40" w:line="240"/>
-              <w:ind w:left="100" w:right="100" w:firstLine="0" w:firstLineChars="0"/>
-              <w:rPr>
-                <w:rFonts w:ascii="Arial" w:hAnsi="Arial" w:eastAsia="Arial" w:cs="Arial"/>
-                <w:i w:val="false"/>
-                <w:b w:val="false"/>
-                <w:u w:val="none"/>
-                <w:strike w:val="false"/>
-                <w:sz w:val="18"/>
-                <w:szCs w:val="18"/>
-                <w:color w:val="000000"/>
-              </w:rPr>
-            </w:pPr>
-            <w:r>
-              <w:rPr>
-                <w:rFonts w:ascii="Arial" w:hAnsi="Arial" w:eastAsia="Arial" w:cs="Arial"/>
-                <w:i w:val="false"/>
-                <w:b w:val="false"/>
-                <w:u w:val="none"/>
-                <w:strike w:val="false"/>
-                <w:sz w:val="18"/>
-                <w:szCs w:val="18"/>
-                <w:color w:val="000000"/>
-              </w:rPr>
-              <w:t xml:space="preserve">2 (0.9)</w:t>
-            </w:r>
-          </w:p>
-        </w:tc>
-        <w:tc>
-          <w:tcPr>
-            <w:tcBorders>
-              <w:bottom w:val="single" w:sz="3" w:space="0" w:color="CCCCCC"/>
-              <w:top w:val="single" w:sz="3" w:space="0" w:color="CCCCCC"/>
-              <w:left w:val="single" w:sz="3" w:space="0" w:color="CCCCCC"/>
-              <w:right w:val="single" w:sz="8" w:space="0" w:color="666666"/>
-            </w:tcBorders>
-            <w:shd w:val="clear" w:color="auto" w:fill="FFFFFF"/>
-            <w:tcMar>
-              <w:top w:w="0" w:type="dxa"/>
-              <w:bottom w:w="0" w:type="dxa"/>
-              <w:left w:w="0" w:type="dxa"/>
-              <w:right w:w="0" w:type="dxa"/>
-            </w:tcMar>
-            <w:vAlign w:val="center"/>
-          </w:tcPr>
-          <w:p>
-            <w:pPr>
-              <w:pStyle w:val="Normal"/>
-              <w:jc w:val="center"/>
-              <w:pBdr>
-                <w:bottom w:val="none" w:sz="0" w:space="0" w:color="000000"/>
-                <w:top w:val="none" w:sz="0" w:space="0" w:color="000000"/>
-                <w:left w:val="none" w:sz="0" w:space="0" w:color="000000"/>
-                <w:right w:val="none" w:sz="0" w:space="0" w:color="000000"/>
-              </w:pBdr>
-              <w:spacing w:after="40" w:before="40" w:line="240"/>
-              <w:ind w:left="100" w:right="100" w:firstLine="0" w:firstLineChars="0"/>
-              <w:rPr>
-                <w:rFonts w:ascii="Arial" w:hAnsi="Arial" w:eastAsia="Arial" w:cs="Arial"/>
-                <w:i w:val="false"/>
-                <w:b w:val="false"/>
-                <w:u w:val="none"/>
-                <w:strike w:val="false"/>
-                <w:sz w:val="18"/>
-                <w:szCs w:val="18"/>
-                <w:color w:val="000000"/>
-              </w:rPr>
-            </w:pPr>
-            <w:r>
-              <w:rPr>
-                <w:rFonts w:ascii="Arial" w:hAnsi="Arial" w:eastAsia="Arial" w:cs="Arial"/>
-                <w:i w:val="false"/>
-                <w:b w:val="false"/>
-                <w:u w:val="none"/>
-                <w:strike w:val="false"/>
-                <w:sz w:val="18"/>
-                <w:szCs w:val="18"/>
-                <w:color w:val="000000"/>
-              </w:rPr>
-              <w:t xml:space="preserve">9 (4.0)</w:t>
-            </w:r>
-          </w:p>
-        </w:tc>
-      </w:tr>
-      <w:tr>
-        <w:trPr>
-          <w:trHeight w:val="360" w:hRule="auto"/>
-        </w:trPr>
-        <w:tc>
-          <w:tcPr>
-            <w:tcBorders>
-              <w:bottom w:val="single" w:sz="3" w:space="0" w:color="CCCCCC"/>
-              <w:top w:val="single" w:sz="3" w:space="0" w:color="CCCCCC"/>
-              <w:left w:val="single" w:sz="8" w:space="0" w:color="666666"/>
-              <w:right w:val="single" w:sz="3" w:space="0" w:color="CCCCCC"/>
-            </w:tcBorders>
-            <w:shd w:val="clear" w:color="auto" w:fill="F2F2F2"/>
-            <w:tcMar>
-              <w:top w:w="0" w:type="dxa"/>
-              <w:bottom w:w="0" w:type="dxa"/>
-              <w:left w:w="0" w:type="dxa"/>
-              <w:right w:w="0" w:type="dxa"/>
-            </w:tcMar>
-            <w:vAlign w:val="center"/>
-          </w:tcPr>
-          <w:p>
-            <w:pPr>
-              <w:pStyle w:val="Normal"/>
-              <w:jc w:val="left"/>
-              <w:pBdr>
-                <w:bottom w:val="none" w:sz="0" w:space="0" w:color="000000"/>
-                <w:top w:val="none" w:sz="0" w:space="0" w:color="000000"/>
-                <w:left w:val="none" w:sz="0" w:space="0" w:color="000000"/>
-                <w:right w:val="none" w:sz="0" w:space="0" w:color="000000"/>
-              </w:pBdr>
-              <w:spacing w:after="40" w:before="40" w:line="240"/>
-              <w:ind w:left="100" w:right="100" w:firstLine="0" w:firstLineChars="0"/>
-              <w:rPr>
-                <w:rFonts w:ascii="Arial" w:hAnsi="Arial" w:eastAsia="Arial" w:cs="Arial"/>
-                <w:i w:val="false"/>
-                <w:b w:val="true"/>
-                <w:u w:val="none"/>
-                <w:strike w:val="false"/>
-                <w:sz w:val="18"/>
-                <w:szCs w:val="18"/>
-                <w:color w:val="1F3864"/>
-              </w:rPr>
-            </w:pPr>
-            <w:r>
-              <w:rPr>
-                <w:rFonts w:ascii="Arial" w:hAnsi="Arial" w:eastAsia="Arial" w:cs="Arial"/>
-                <w:i w:val="false"/>
-                <w:b w:val="true"/>
-                <w:u w:val="none"/>
-                <w:strike w:val="false"/>
-                <w:sz w:val="18"/>
-                <w:szCs w:val="18"/>
-                <w:color w:val="1F3864"/>
-              </w:rPr>
-              <w:t xml:space="preserve">Gastrointestinal disorders</w:t>
-            </w:r>
-          </w:p>
-        </w:tc>
-        <w:tc>
-          <w:tcPr>
-            <w:tcBorders>
-              <w:bottom w:val="single" w:sz="3" w:space="0" w:color="CCCCCC"/>
-              <w:top w:val="single" w:sz="3" w:space="0" w:color="CCCCCC"/>
-              <w:left w:val="single" w:sz="3" w:space="0" w:color="CCCCCC"/>
-              <w:right w:val="single" w:sz="3" w:space="0" w:color="CCCCCC"/>
-            </w:tcBorders>
-            <w:shd w:val="clear" w:color="auto" w:fill="F2F2F2"/>
-            <w:tcMar>
-              <w:top w:w="0" w:type="dxa"/>
-              <w:bottom w:w="0" w:type="dxa"/>
-              <w:left w:w="0" w:type="dxa"/>
-              <w:right w:w="0" w:type="dxa"/>
-            </w:tcMar>
-            <w:vAlign w:val="center"/>
-          </w:tcPr>
-          <w:p>
-            <w:pPr>
-              <w:pStyle w:val="Normal"/>
-              <w:jc w:val="center"/>
-              <w:pBdr>
-                <w:bottom w:val="none" w:sz="0" w:space="0" w:color="000000"/>
-                <w:top w:val="none" w:sz="0" w:space="0" w:color="000000"/>
-                <w:left w:val="none" w:sz="0" w:space="0" w:color="000000"/>
-                <w:right w:val="none" w:sz="0" w:space="0" w:color="000000"/>
-              </w:pBdr>
-              <w:spacing w:after="40" w:before="40" w:line="240"/>
-              <w:ind w:left="100" w:right="100" w:firstLine="0" w:firstLineChars="0"/>
-              <w:rPr>
-                <w:rFonts w:ascii="Arial" w:hAnsi="Arial" w:eastAsia="Arial" w:cs="Arial"/>
-                <w:i w:val="false"/>
-                <w:b w:val="true"/>
-                <w:u w:val="none"/>
-                <w:strike w:val="false"/>
-                <w:sz w:val="18"/>
-                <w:szCs w:val="18"/>
-                <w:color w:val="000000"/>
-              </w:rPr>
-            </w:pPr>
-            <w:r>
-              <w:rPr>
-                <w:rFonts w:ascii="Arial" w:hAnsi="Arial" w:eastAsia="Arial" w:cs="Arial"/>
-                <w:i w:val="false"/>
-                <w:b w:val="true"/>
-                <w:u w:val="none"/>
-                <w:strike w:val="false"/>
-                <w:sz w:val="18"/>
-                <w:szCs w:val="18"/>
-                <w:color w:val="000000"/>
-              </w:rPr>
-              <w:t xml:space="preserve">—</w:t>
-            </w:r>
-          </w:p>
-        </w:tc>
-        <w:tc>
-          <w:tcPr>
-            <w:tcBorders>
-              <w:bottom w:val="single" w:sz="3" w:space="0" w:color="CCCCCC"/>
-              <w:top w:val="single" w:sz="3" w:space="0" w:color="CCCCCC"/>
-              <w:left w:val="single" w:sz="3" w:space="0" w:color="CCCCCC"/>
-              <w:right w:val="single" w:sz="8" w:space="0" w:color="666666"/>
-            </w:tcBorders>
-            <w:shd w:val="clear" w:color="auto" w:fill="F2F2F2"/>
-            <w:tcMar>
-              <w:top w:w="0" w:type="dxa"/>
-              <w:bottom w:w="0" w:type="dxa"/>
-              <w:left w:w="0" w:type="dxa"/>
-              <w:right w:w="0" w:type="dxa"/>
-            </w:tcMar>
-            <w:vAlign w:val="center"/>
-          </w:tcPr>
-          <w:p>
-            <w:pPr>
-              <w:pStyle w:val="Normal"/>
-              <w:jc w:val="center"/>
-              <w:pBdr>
-                <w:bottom w:val="none" w:sz="0" w:space="0" w:color="000000"/>
-                <w:top w:val="none" w:sz="0" w:space="0" w:color="000000"/>
-                <w:left w:val="none" w:sz="0" w:space="0" w:color="000000"/>
-                <w:right w:val="none" w:sz="0" w:space="0" w:color="000000"/>
-              </w:pBdr>
-              <w:spacing w:after="40" w:before="40" w:line="240"/>
-              <w:ind w:left="100" w:right="100" w:firstLine="0" w:firstLineChars="0"/>
-              <w:rPr>
-                <w:rFonts w:ascii="Arial" w:hAnsi="Arial" w:eastAsia="Arial" w:cs="Arial"/>
-                <w:i w:val="false"/>
-                <w:b w:val="true"/>
-                <w:u w:val="none"/>
-                <w:strike w:val="false"/>
-                <w:sz w:val="18"/>
-                <w:szCs w:val="18"/>
-                <w:color w:val="000000"/>
-              </w:rPr>
-            </w:pPr>
-            <w:r>
-              <w:rPr>
-                <w:rFonts w:ascii="Arial" w:hAnsi="Arial" w:eastAsia="Arial" w:cs="Arial"/>
-                <w:i w:val="false"/>
-                <w:b w:val="true"/>
-                <w:u w:val="none"/>
-                <w:strike w:val="false"/>
-                <w:sz w:val="18"/>
-                <w:szCs w:val="18"/>
-                <w:color w:val="000000"/>
-              </w:rPr>
-              <w:t xml:space="preserve">—</w:t>
-            </w:r>
-          </w:p>
-        </w:tc>
-      </w:tr>
-      <w:tr>
-        <w:trPr>
-          <w:trHeight w:val="360" w:hRule="auto"/>
-        </w:trPr>
-        <w:tc>
-          <w:tcPr>
-            <w:tcBorders>
-              <w:bottom w:val="single" w:sz="3" w:space="0" w:color="CCCCCC"/>
-              <w:top w:val="single" w:sz="3" w:space="0" w:color="CCCCCC"/>
-              <w:left w:val="single" w:sz="8" w:space="0" w:color="666666"/>
-              <w:right w:val="single" w:sz="3" w:space="0" w:color="CCCCCC"/>
-            </w:tcBorders>
-            <w:shd w:val="clear" w:color="auto" w:fill="FFFFFF"/>
-            <w:tcMar>
-              <w:top w:w="0" w:type="dxa"/>
-              <w:bottom w:w="0" w:type="dxa"/>
-              <w:left w:w="0" w:type="dxa"/>
-              <w:right w:w="0" w:type="dxa"/>
-            </w:tcMar>
-            <w:vAlign w:val="center"/>
-          </w:tcPr>
-          <w:p>
-            <w:pPr>
-              <w:pStyle w:val="Normal"/>
-              <w:jc w:val="left"/>
-              <w:pBdr>
-                <w:bottom w:val="none" w:sz="0" w:space="0" w:color="000000"/>
-                <w:top w:val="none" w:sz="0" w:space="0" w:color="000000"/>
-                <w:left w:val="none" w:sz="0" w:space="0" w:color="000000"/>
-                <w:right w:val="none" w:sz="0" w:space="0" w:color="000000"/>
-              </w:pBdr>
-              <w:spacing w:after="40" w:before="40" w:line="240"/>
-              <w:ind w:left="300" w:right="100" w:firstLine="0" w:firstLineChars="0"/>
-              <w:rPr>
-                <w:rFonts w:ascii="Arial" w:hAnsi="Arial" w:eastAsia="Arial" w:cs="Arial"/>
-                <w:i w:val="false"/>
-                <w:b w:val="false"/>
-                <w:u w:val="none"/>
-                <w:strike w:val="false"/>
-                <w:sz w:val="18"/>
-                <w:szCs w:val="18"/>
-                <w:color w:val="000000"/>
-              </w:rPr>
-            </w:pPr>
-            <w:r>
-              <w:rPr>
-                <w:rFonts w:ascii="Arial" w:hAnsi="Arial" w:eastAsia="Arial" w:cs="Arial"/>
-                <w:i w:val="false"/>
-                <w:b w:val="false"/>
-                <w:u w:val="none"/>
-                <w:strike w:val="false"/>
-                <w:sz w:val="18"/>
-                <w:szCs w:val="18"/>
-                <w:color w:val="000000"/>
-              </w:rPr>
-              <w:t xml:space="preserve">  Colitis</w:t>
-            </w:r>
-          </w:p>
-        </w:tc>
-        <w:tc>
-          <w:tcPr>
-            <w:tcBorders>
-              <w:bottom w:val="single" w:sz="3" w:space="0" w:color="CCCCCC"/>
-              <w:top w:val="single" w:sz="3" w:space="0" w:color="CCCCCC"/>
-              <w:left w:val="single" w:sz="3" w:space="0" w:color="CCCCCC"/>
-              <w:right w:val="single" w:sz="3" w:space="0" w:color="CCCCCC"/>
-            </w:tcBorders>
-            <w:shd w:val="clear" w:color="auto" w:fill="FFFFFF"/>
-            <w:tcMar>
-              <w:top w:w="0" w:type="dxa"/>
-              <w:bottom w:w="0" w:type="dxa"/>
-              <w:left w:w="0" w:type="dxa"/>
-              <w:right w:w="0" w:type="dxa"/>
-            </w:tcMar>
-            <w:vAlign w:val="center"/>
-          </w:tcPr>
-          <w:p>
-            <w:pPr>
-              <w:pStyle w:val="Normal"/>
-              <w:jc w:val="center"/>
-              <w:pBdr>
-                <w:bottom w:val="none" w:sz="0" w:space="0" w:color="000000"/>
-                <w:top w:val="none" w:sz="0" w:space="0" w:color="000000"/>
-                <w:left w:val="none" w:sz="0" w:space="0" w:color="000000"/>
-                <w:right w:val="none" w:sz="0" w:space="0" w:color="000000"/>
-              </w:pBdr>
-              <w:spacing w:after="40" w:before="40" w:line="240"/>
-              <w:ind w:left="100" w:right="100" w:firstLine="0" w:firstLineChars="0"/>
-              <w:rPr>
-                <w:rFonts w:ascii="Arial" w:hAnsi="Arial" w:eastAsia="Arial" w:cs="Arial"/>
-                <w:i w:val="false"/>
-                <w:b w:val="false"/>
-                <w:u w:val="none"/>
-                <w:strike w:val="false"/>
-                <w:sz w:val="18"/>
-                <w:szCs w:val="18"/>
-                <w:color w:val="000000"/>
-              </w:rPr>
-            </w:pPr>
-            <w:r>
-              <w:rPr>
-                <w:rFonts w:ascii="Arial" w:hAnsi="Arial" w:eastAsia="Arial" w:cs="Arial"/>
-                <w:i w:val="false"/>
-                <w:b w:val="false"/>
-                <w:u w:val="none"/>
-                <w:strike w:val="false"/>
-                <w:sz w:val="18"/>
-                <w:szCs w:val="18"/>
-                <w:color w:val="000000"/>
-              </w:rPr>
-              <w:t xml:space="preserve">2 (0.9)</w:t>
-            </w:r>
-          </w:p>
-        </w:tc>
-        <w:tc>
-          <w:tcPr>
-            <w:tcBorders>
-              <w:bottom w:val="single" w:sz="3" w:space="0" w:color="CCCCCC"/>
-              <w:top w:val="single" w:sz="3" w:space="0" w:color="CCCCCC"/>
-              <w:left w:val="single" w:sz="3" w:space="0" w:color="CCCCCC"/>
-              <w:right w:val="single" w:sz="8" w:space="0" w:color="666666"/>
-            </w:tcBorders>
-            <w:shd w:val="clear" w:color="auto" w:fill="FFFFFF"/>
-            <w:tcMar>
-              <w:top w:w="0" w:type="dxa"/>
-              <w:bottom w:w="0" w:type="dxa"/>
-              <w:left w:w="0" w:type="dxa"/>
-              <w:right w:w="0" w:type="dxa"/>
-            </w:tcMar>
-            <w:vAlign w:val="center"/>
-          </w:tcPr>
-          <w:p>
-            <w:pPr>
-              <w:pStyle w:val="Normal"/>
-              <w:jc w:val="center"/>
-              <w:pBdr>
-                <w:bottom w:val="none" w:sz="0" w:space="0" w:color="000000"/>
-                <w:top w:val="none" w:sz="0" w:space="0" w:color="000000"/>
-                <w:left w:val="none" w:sz="0" w:space="0" w:color="000000"/>
-                <w:right w:val="none" w:sz="0" w:space="0" w:color="000000"/>
-              </w:pBdr>
-              <w:spacing w:after="40" w:before="40" w:line="240"/>
-              <w:ind w:left="100" w:right="100" w:firstLine="0" w:firstLineChars="0"/>
-              <w:rPr>
-                <w:rFonts w:ascii="Arial" w:hAnsi="Arial" w:eastAsia="Arial" w:cs="Arial"/>
-                <w:i w:val="false"/>
-                <w:b w:val="false"/>
-                <w:u w:val="none"/>
-                <w:strike w:val="false"/>
-                <w:sz w:val="18"/>
-                <w:szCs w:val="18"/>
-                <w:color w:val="000000"/>
-              </w:rPr>
-            </w:pPr>
-            <w:r>
-              <w:rPr>
-                <w:rFonts w:ascii="Arial" w:hAnsi="Arial" w:eastAsia="Arial" w:cs="Arial"/>
-                <w:i w:val="false"/>
-                <w:b w:val="false"/>
-                <w:u w:val="none"/>
-                <w:strike w:val="false"/>
-                <w:sz w:val="18"/>
-                <w:szCs w:val="18"/>
-                <w:color w:val="000000"/>
-              </w:rPr>
-              <w:t xml:space="preserve">9 (4.0)</w:t>
+                <w:color w:val="000000"/>
+              </w:rPr>
+              <w:t xml:space="preserve">8 (3.6)</w:t>
             </w:r>
           </w:p>
         </w:tc>
@@ -1449,7 +599,7 @@
                 <w:szCs w:val="18"/>
                 <w:color w:val="000000"/>
               </w:rPr>
-              <w:t xml:space="preserve">Hepatobiliary disorders</w:t>
+              <w:t xml:space="preserve">  Colitis</w:t>
             </w:r>
           </w:p>
         </w:tc>
@@ -1504,7 +654,7 @@
                 <w:szCs w:val="18"/>
                 <w:color w:val="000000"/>
               </w:rPr>
-              <w:t xml:space="preserve">2 (0.9)</w:t>
+              <w:t xml:space="preserve">10 (4.4)</w:t>
             </w:r>
           </w:p>
         </w:tc>
@@ -1619,7 +769,7 @@
                 <w:szCs w:val="18"/>
                 <w:color w:val="000000"/>
               </w:rPr>
-              <w:t xml:space="preserve">Hepatobiliary disorders</w:t>
+              <w:t xml:space="preserve">  Endocrine</w:t>
             </w:r>
           </w:p>
         </w:tc>
@@ -1674,7 +824,7 @@
                 <w:szCs w:val="18"/>
                 <w:color w:val="000000"/>
               </w:rPr>
-              <w:t xml:space="preserve">—</w:t>
+              <w:t xml:space="preserve">7 (3.1)</w:t>
             </w:r>
           </w:p>
         </w:tc>
@@ -1729,7 +879,517 @@
                 <w:szCs w:val="18"/>
                 <w:color w:val="000000"/>
               </w:rPr>
-              <w:t xml:space="preserve">—</w:t>
+              <w:t xml:space="preserve">2 (0.9)</w:t>
+            </w:r>
+          </w:p>
+        </w:tc>
+      </w:tr>
+      <w:tr>
+        <w:trPr>
+          <w:trHeight w:val="360" w:hRule="auto"/>
+        </w:trPr>
+        <w:tc>
+          <w:tcPr>
+            <w:tcBorders>
+              <w:bottom w:val="single" w:sz="3" w:space="0" w:color="CCCCCC"/>
+              <w:top w:val="single" w:sz="3" w:space="0" w:color="CCCCCC"/>
+              <w:left w:val="single" w:sz="8" w:space="0" w:color="666666"/>
+              <w:right w:val="single" w:sz="3" w:space="0" w:color="CCCCCC"/>
+            </w:tcBorders>
+            <w:shd w:val="clear" w:color="auto" w:fill="FFFFFF"/>
+            <w:tcMar>
+              <w:top w:w="0" w:type="dxa"/>
+              <w:bottom w:w="0" w:type="dxa"/>
+              <w:left w:w="0" w:type="dxa"/>
+              <w:right w:w="0" w:type="dxa"/>
+            </w:tcMar>
+            <w:vAlign w:val="center"/>
+          </w:tcPr>
+          <w:p>
+            <w:pPr>
+              <w:pStyle w:val="Normal"/>
+              <w:jc w:val="left"/>
+              <w:pBdr>
+                <w:bottom w:val="none" w:sz="0" w:space="0" w:color="000000"/>
+                <w:top w:val="none" w:sz="0" w:space="0" w:color="000000"/>
+                <w:left w:val="none" w:sz="0" w:space="0" w:color="000000"/>
+                <w:right w:val="none" w:sz="0" w:space="0" w:color="000000"/>
+              </w:pBdr>
+              <w:spacing w:after="40" w:before="40" w:line="240"/>
+              <w:ind w:left="100" w:right="100" w:firstLine="0" w:firstLineChars="0"/>
+              <w:rPr>
+                <w:rFonts w:ascii="Arial" w:hAnsi="Arial" w:eastAsia="Arial" w:cs="Arial"/>
+                <w:i w:val="false"/>
+                <w:b w:val="false"/>
+                <w:u w:val="none"/>
+                <w:strike w:val="false"/>
+                <w:sz w:val="18"/>
+                <w:szCs w:val="18"/>
+                <w:color w:val="000000"/>
+              </w:rPr>
+            </w:pPr>
+            <w:r>
+              <w:rPr>
+                <w:rFonts w:ascii="Arial" w:hAnsi="Arial" w:eastAsia="Arial" w:cs="Arial"/>
+                <w:i w:val="false"/>
+                <w:b w:val="false"/>
+                <w:u w:val="none"/>
+                <w:strike w:val="false"/>
+                <w:sz w:val="18"/>
+                <w:szCs w:val="18"/>
+                <w:color w:val="000000"/>
+              </w:rPr>
+              <w:t xml:space="preserve">  Neurologic</w:t>
+            </w:r>
+          </w:p>
+        </w:tc>
+        <w:tc>
+          <w:tcPr>
+            <w:tcBorders>
+              <w:bottom w:val="single" w:sz="3" w:space="0" w:color="CCCCCC"/>
+              <w:top w:val="single" w:sz="3" w:space="0" w:color="CCCCCC"/>
+              <w:left w:val="single" w:sz="3" w:space="0" w:color="CCCCCC"/>
+              <w:right w:val="single" w:sz="3" w:space="0" w:color="CCCCCC"/>
+            </w:tcBorders>
+            <w:shd w:val="clear" w:color="auto" w:fill="FFFFFF"/>
+            <w:tcMar>
+              <w:top w:w="0" w:type="dxa"/>
+              <w:bottom w:w="0" w:type="dxa"/>
+              <w:left w:w="0" w:type="dxa"/>
+              <w:right w:w="0" w:type="dxa"/>
+            </w:tcMar>
+            <w:vAlign w:val="center"/>
+          </w:tcPr>
+          <w:p>
+            <w:pPr>
+              <w:pStyle w:val="Normal"/>
+              <w:jc w:val="center"/>
+              <w:pBdr>
+                <w:bottom w:val="none" w:sz="0" w:space="0" w:color="000000"/>
+                <w:top w:val="none" w:sz="0" w:space="0" w:color="000000"/>
+                <w:left w:val="none" w:sz="0" w:space="0" w:color="000000"/>
+                <w:right w:val="none" w:sz="0" w:space="0" w:color="000000"/>
+              </w:pBdr>
+              <w:spacing w:after="40" w:before="40" w:line="240"/>
+              <w:ind w:left="100" w:right="100" w:firstLine="0" w:firstLineChars="0"/>
+              <w:rPr>
+                <w:rFonts w:ascii="Arial" w:hAnsi="Arial" w:eastAsia="Arial" w:cs="Arial"/>
+                <w:i w:val="false"/>
+                <w:b w:val="false"/>
+                <w:u w:val="none"/>
+                <w:strike w:val="false"/>
+                <w:sz w:val="18"/>
+                <w:szCs w:val="18"/>
+                <w:color w:val="000000"/>
+              </w:rPr>
+            </w:pPr>
+            <w:r>
+              <w:rPr>
+                <w:rFonts w:ascii="Arial" w:hAnsi="Arial" w:eastAsia="Arial" w:cs="Arial"/>
+                <w:i w:val="false"/>
+                <w:b w:val="false"/>
+                <w:u w:val="none"/>
+                <w:strike w:val="false"/>
+                <w:sz w:val="18"/>
+                <w:szCs w:val="18"/>
+                <w:color w:val="000000"/>
+              </w:rPr>
+              <w:t xml:space="preserve">5 (2.2)</w:t>
+            </w:r>
+          </w:p>
+        </w:tc>
+        <w:tc>
+          <w:tcPr>
+            <w:tcBorders>
+              <w:bottom w:val="single" w:sz="3" w:space="0" w:color="CCCCCC"/>
+              <w:top w:val="single" w:sz="3" w:space="0" w:color="CCCCCC"/>
+              <w:left w:val="single" w:sz="3" w:space="0" w:color="CCCCCC"/>
+              <w:right w:val="single" w:sz="8" w:space="0" w:color="666666"/>
+            </w:tcBorders>
+            <w:shd w:val="clear" w:color="auto" w:fill="FFFFFF"/>
+            <w:tcMar>
+              <w:top w:w="0" w:type="dxa"/>
+              <w:bottom w:w="0" w:type="dxa"/>
+              <w:left w:w="0" w:type="dxa"/>
+              <w:right w:w="0" w:type="dxa"/>
+            </w:tcMar>
+            <w:vAlign w:val="center"/>
+          </w:tcPr>
+          <w:p>
+            <w:pPr>
+              <w:pStyle w:val="Normal"/>
+              <w:jc w:val="center"/>
+              <w:pBdr>
+                <w:bottom w:val="none" w:sz="0" w:space="0" w:color="000000"/>
+                <w:top w:val="none" w:sz="0" w:space="0" w:color="000000"/>
+                <w:left w:val="none" w:sz="0" w:space="0" w:color="000000"/>
+                <w:right w:val="none" w:sz="0" w:space="0" w:color="000000"/>
+              </w:pBdr>
+              <w:spacing w:after="40" w:before="40" w:line="240"/>
+              <w:ind w:left="100" w:right="100" w:firstLine="0" w:firstLineChars="0"/>
+              <w:rPr>
+                <w:rFonts w:ascii="Arial" w:hAnsi="Arial" w:eastAsia="Arial" w:cs="Arial"/>
+                <w:i w:val="false"/>
+                <w:b w:val="false"/>
+                <w:u w:val="none"/>
+                <w:strike w:val="false"/>
+                <w:sz w:val="18"/>
+                <w:szCs w:val="18"/>
+                <w:color w:val="000000"/>
+              </w:rPr>
+            </w:pPr>
+            <w:r>
+              <w:rPr>
+                <w:rFonts w:ascii="Arial" w:hAnsi="Arial" w:eastAsia="Arial" w:cs="Arial"/>
+                <w:i w:val="false"/>
+                <w:b w:val="false"/>
+                <w:u w:val="none"/>
+                <w:strike w:val="false"/>
+                <w:sz w:val="18"/>
+                <w:szCs w:val="18"/>
+                <w:color w:val="000000"/>
+              </w:rPr>
+              <w:t xml:space="preserve">2 (0.9)</w:t>
+            </w:r>
+          </w:p>
+        </w:tc>
+      </w:tr>
+      <w:tr>
+        <w:trPr>
+          <w:trHeight w:val="360" w:hRule="auto"/>
+        </w:trPr>
+        <w:tc>
+          <w:tcPr>
+            <w:tcBorders>
+              <w:bottom w:val="single" w:sz="3" w:space="0" w:color="CCCCCC"/>
+              <w:top w:val="single" w:sz="3" w:space="0" w:color="CCCCCC"/>
+              <w:left w:val="single" w:sz="8" w:space="0" w:color="666666"/>
+              <w:right w:val="single" w:sz="3" w:space="0" w:color="CCCCCC"/>
+            </w:tcBorders>
+            <w:shd w:val="clear" w:color="auto" w:fill="FFFFFF"/>
+            <w:tcMar>
+              <w:top w:w="0" w:type="dxa"/>
+              <w:bottom w:w="0" w:type="dxa"/>
+              <w:left w:w="0" w:type="dxa"/>
+              <w:right w:w="0" w:type="dxa"/>
+            </w:tcMar>
+            <w:vAlign w:val="center"/>
+          </w:tcPr>
+          <w:p>
+            <w:pPr>
+              <w:pStyle w:val="Normal"/>
+              <w:jc w:val="left"/>
+              <w:pBdr>
+                <w:bottom w:val="none" w:sz="0" w:space="0" w:color="000000"/>
+                <w:top w:val="none" w:sz="0" w:space="0" w:color="000000"/>
+                <w:left w:val="none" w:sz="0" w:space="0" w:color="000000"/>
+                <w:right w:val="none" w:sz="0" w:space="0" w:color="000000"/>
+              </w:pBdr>
+              <w:spacing w:after="40" w:before="40" w:line="240"/>
+              <w:ind w:left="100" w:right="100" w:firstLine="0" w:firstLineChars="0"/>
+              <w:rPr>
+                <w:rFonts w:ascii="Arial" w:hAnsi="Arial" w:eastAsia="Arial" w:cs="Arial"/>
+                <w:i w:val="false"/>
+                <w:b w:val="false"/>
+                <w:u w:val="none"/>
+                <w:strike w:val="false"/>
+                <w:sz w:val="18"/>
+                <w:szCs w:val="18"/>
+                <w:color w:val="000000"/>
+              </w:rPr>
+            </w:pPr>
+            <w:r>
+              <w:rPr>
+                <w:rFonts w:ascii="Arial" w:hAnsi="Arial" w:eastAsia="Arial" w:cs="Arial"/>
+                <w:i w:val="false"/>
+                <w:b w:val="false"/>
+                <w:u w:val="none"/>
+                <w:strike w:val="false"/>
+                <w:sz w:val="18"/>
+                <w:szCs w:val="18"/>
+                <w:color w:val="000000"/>
+              </w:rPr>
+              <w:t xml:space="preserve">  Hepatitis</w:t>
+            </w:r>
+          </w:p>
+        </w:tc>
+        <w:tc>
+          <w:tcPr>
+            <w:tcBorders>
+              <w:bottom w:val="single" w:sz="3" w:space="0" w:color="CCCCCC"/>
+              <w:top w:val="single" w:sz="3" w:space="0" w:color="CCCCCC"/>
+              <w:left w:val="single" w:sz="3" w:space="0" w:color="CCCCCC"/>
+              <w:right w:val="single" w:sz="3" w:space="0" w:color="CCCCCC"/>
+            </w:tcBorders>
+            <w:shd w:val="clear" w:color="auto" w:fill="FFFFFF"/>
+            <w:tcMar>
+              <w:top w:w="0" w:type="dxa"/>
+              <w:bottom w:w="0" w:type="dxa"/>
+              <w:left w:w="0" w:type="dxa"/>
+              <w:right w:w="0" w:type="dxa"/>
+            </w:tcMar>
+            <w:vAlign w:val="center"/>
+          </w:tcPr>
+          <w:p>
+            <w:pPr>
+              <w:pStyle w:val="Normal"/>
+              <w:jc w:val="center"/>
+              <w:pBdr>
+                <w:bottom w:val="none" w:sz="0" w:space="0" w:color="000000"/>
+                <w:top w:val="none" w:sz="0" w:space="0" w:color="000000"/>
+                <w:left w:val="none" w:sz="0" w:space="0" w:color="000000"/>
+                <w:right w:val="none" w:sz="0" w:space="0" w:color="000000"/>
+              </w:pBdr>
+              <w:spacing w:after="40" w:before="40" w:line="240"/>
+              <w:ind w:left="100" w:right="100" w:firstLine="0" w:firstLineChars="0"/>
+              <w:rPr>
+                <w:rFonts w:ascii="Arial" w:hAnsi="Arial" w:eastAsia="Arial" w:cs="Arial"/>
+                <w:i w:val="false"/>
+                <w:b w:val="false"/>
+                <w:u w:val="none"/>
+                <w:strike w:val="false"/>
+                <w:sz w:val="18"/>
+                <w:szCs w:val="18"/>
+                <w:color w:val="000000"/>
+              </w:rPr>
+            </w:pPr>
+            <w:r>
+              <w:rPr>
+                <w:rFonts w:ascii="Arial" w:hAnsi="Arial" w:eastAsia="Arial" w:cs="Arial"/>
+                <w:i w:val="false"/>
+                <w:b w:val="false"/>
+                <w:u w:val="none"/>
+                <w:strike w:val="false"/>
+                <w:sz w:val="18"/>
+                <w:szCs w:val="18"/>
+                <w:color w:val="000000"/>
+              </w:rPr>
+              <w:t xml:space="preserve">4 (1.8)</w:t>
+            </w:r>
+          </w:p>
+        </w:tc>
+        <w:tc>
+          <w:tcPr>
+            <w:tcBorders>
+              <w:bottom w:val="single" w:sz="3" w:space="0" w:color="CCCCCC"/>
+              <w:top w:val="single" w:sz="3" w:space="0" w:color="CCCCCC"/>
+              <w:left w:val="single" w:sz="3" w:space="0" w:color="CCCCCC"/>
+              <w:right w:val="single" w:sz="8" w:space="0" w:color="666666"/>
+            </w:tcBorders>
+            <w:shd w:val="clear" w:color="auto" w:fill="FFFFFF"/>
+            <w:tcMar>
+              <w:top w:w="0" w:type="dxa"/>
+              <w:bottom w:w="0" w:type="dxa"/>
+              <w:left w:w="0" w:type="dxa"/>
+              <w:right w:w="0" w:type="dxa"/>
+            </w:tcMar>
+            <w:vAlign w:val="center"/>
+          </w:tcPr>
+          <w:p>
+            <w:pPr>
+              <w:pStyle w:val="Normal"/>
+              <w:jc w:val="center"/>
+              <w:pBdr>
+                <w:bottom w:val="none" w:sz="0" w:space="0" w:color="000000"/>
+                <w:top w:val="none" w:sz="0" w:space="0" w:color="000000"/>
+                <w:left w:val="none" w:sz="0" w:space="0" w:color="000000"/>
+                <w:right w:val="none" w:sz="0" w:space="0" w:color="000000"/>
+              </w:pBdr>
+              <w:spacing w:after="40" w:before="40" w:line="240"/>
+              <w:ind w:left="100" w:right="100" w:firstLine="0" w:firstLineChars="0"/>
+              <w:rPr>
+                <w:rFonts w:ascii="Arial" w:hAnsi="Arial" w:eastAsia="Arial" w:cs="Arial"/>
+                <w:i w:val="false"/>
+                <w:b w:val="false"/>
+                <w:u w:val="none"/>
+                <w:strike w:val="false"/>
+                <w:sz w:val="18"/>
+                <w:szCs w:val="18"/>
+                <w:color w:val="000000"/>
+              </w:rPr>
+            </w:pPr>
+            <w:r>
+              <w:rPr>
+                <w:rFonts w:ascii="Arial" w:hAnsi="Arial" w:eastAsia="Arial" w:cs="Arial"/>
+                <w:i w:val="false"/>
+                <w:b w:val="false"/>
+                <w:u w:val="none"/>
+                <w:strike w:val="false"/>
+                <w:sz w:val="18"/>
+                <w:szCs w:val="18"/>
+                <w:color w:val="000000"/>
+              </w:rPr>
+              <w:t xml:space="preserve">2 (0.9)</w:t>
+            </w:r>
+          </w:p>
+        </w:tc>
+      </w:tr>
+      <w:tr>
+        <w:trPr>
+          <w:trHeight w:val="360" w:hRule="auto"/>
+        </w:trPr>
+        <w:tc>
+          <w:tcPr>
+            <w:tcBorders>
+              <w:bottom w:val="single" w:sz="3" w:space="0" w:color="CCCCCC"/>
+              <w:top w:val="single" w:sz="3" w:space="0" w:color="CCCCCC"/>
+              <w:left w:val="single" w:sz="8" w:space="0" w:color="666666"/>
+              <w:right w:val="single" w:sz="3" w:space="0" w:color="CCCCCC"/>
+            </w:tcBorders>
+            <w:shd w:val="clear" w:color="auto" w:fill="FFFFFF"/>
+            <w:tcMar>
+              <w:top w:w="0" w:type="dxa"/>
+              <w:bottom w:w="0" w:type="dxa"/>
+              <w:left w:w="0" w:type="dxa"/>
+              <w:right w:w="0" w:type="dxa"/>
+            </w:tcMar>
+            <w:vAlign w:val="center"/>
+          </w:tcPr>
+          <w:p>
+            <w:pPr>
+              <w:pStyle w:val="Normal"/>
+              <w:jc w:val="left"/>
+              <w:pBdr>
+                <w:bottom w:val="none" w:sz="0" w:space="0" w:color="000000"/>
+                <w:top w:val="none" w:sz="0" w:space="0" w:color="000000"/>
+                <w:left w:val="none" w:sz="0" w:space="0" w:color="000000"/>
+                <w:right w:val="none" w:sz="0" w:space="0" w:color="000000"/>
+              </w:pBdr>
+              <w:spacing w:after="40" w:before="40" w:line="240"/>
+              <w:ind w:left="100" w:right="100" w:firstLine="0" w:firstLineChars="0"/>
+              <w:rPr>
+                <w:rFonts w:ascii="Arial" w:hAnsi="Arial" w:eastAsia="Arial" w:cs="Arial"/>
+                <w:i w:val="false"/>
+                <w:b w:val="false"/>
+                <w:u w:val="none"/>
+                <w:strike w:val="false"/>
+                <w:sz w:val="18"/>
+                <w:szCs w:val="18"/>
+                <w:color w:val="000000"/>
+              </w:rPr>
+            </w:pPr>
+            <w:r>
+              <w:rPr>
+                <w:rFonts w:ascii="Arial" w:hAnsi="Arial" w:eastAsia="Arial" w:cs="Arial"/>
+                <w:i w:val="false"/>
+                <w:b w:val="false"/>
+                <w:u w:val="none"/>
+                <w:strike w:val="false"/>
+                <w:sz w:val="18"/>
+                <w:szCs w:val="18"/>
+                <w:color w:val="000000"/>
+              </w:rPr>
+              <w:t xml:space="preserve">  Dermatologic</w:t>
+            </w:r>
+          </w:p>
+        </w:tc>
+        <w:tc>
+          <w:tcPr>
+            <w:tcBorders>
+              <w:bottom w:val="single" w:sz="3" w:space="0" w:color="CCCCCC"/>
+              <w:top w:val="single" w:sz="3" w:space="0" w:color="CCCCCC"/>
+              <w:left w:val="single" w:sz="3" w:space="0" w:color="CCCCCC"/>
+              <w:right w:val="single" w:sz="3" w:space="0" w:color="CCCCCC"/>
+            </w:tcBorders>
+            <w:shd w:val="clear" w:color="auto" w:fill="FFFFFF"/>
+            <w:tcMar>
+              <w:top w:w="0" w:type="dxa"/>
+              <w:bottom w:w="0" w:type="dxa"/>
+              <w:left w:w="0" w:type="dxa"/>
+              <w:right w:w="0" w:type="dxa"/>
+            </w:tcMar>
+            <w:vAlign w:val="center"/>
+          </w:tcPr>
+          <w:p>
+            <w:pPr>
+              <w:pStyle w:val="Normal"/>
+              <w:jc w:val="center"/>
+              <w:pBdr>
+                <w:bottom w:val="none" w:sz="0" w:space="0" w:color="000000"/>
+                <w:top w:val="none" w:sz="0" w:space="0" w:color="000000"/>
+                <w:left w:val="none" w:sz="0" w:space="0" w:color="000000"/>
+                <w:right w:val="none" w:sz="0" w:space="0" w:color="000000"/>
+              </w:pBdr>
+              <w:spacing w:after="40" w:before="40" w:line="240"/>
+              <w:ind w:left="100" w:right="100" w:firstLine="0" w:firstLineChars="0"/>
+              <w:rPr>
+                <w:rFonts w:ascii="Arial" w:hAnsi="Arial" w:eastAsia="Arial" w:cs="Arial"/>
+                <w:i w:val="false"/>
+                <w:b w:val="false"/>
+                <w:u w:val="none"/>
+                <w:strike w:val="false"/>
+                <w:sz w:val="18"/>
+                <w:szCs w:val="18"/>
+                <w:color w:val="000000"/>
+              </w:rPr>
+            </w:pPr>
+            <w:r>
+              <w:rPr>
+                <w:rFonts w:ascii="Arial" w:hAnsi="Arial" w:eastAsia="Arial" w:cs="Arial"/>
+                <w:i w:val="false"/>
+                <w:b w:val="false"/>
+                <w:u w:val="none"/>
+                <w:strike w:val="false"/>
+                <w:sz w:val="18"/>
+                <w:szCs w:val="18"/>
+                <w:color w:val="000000"/>
+              </w:rPr>
+              <w:t xml:space="preserve">5 (2.2)</w:t>
+            </w:r>
+          </w:p>
+        </w:tc>
+        <w:tc>
+          <w:tcPr>
+            <w:tcBorders>
+              <w:bottom w:val="single" w:sz="3" w:space="0" w:color="CCCCCC"/>
+              <w:top w:val="single" w:sz="3" w:space="0" w:color="CCCCCC"/>
+              <w:left w:val="single" w:sz="3" w:space="0" w:color="CCCCCC"/>
+              <w:right w:val="single" w:sz="8" w:space="0" w:color="666666"/>
+            </w:tcBorders>
+            <w:shd w:val="clear" w:color="auto" w:fill="FFFFFF"/>
+            <w:tcMar>
+              <w:top w:w="0" w:type="dxa"/>
+              <w:bottom w:w="0" w:type="dxa"/>
+              <w:left w:w="0" w:type="dxa"/>
+              <w:right w:w="0" w:type="dxa"/>
+            </w:tcMar>
+            <w:vAlign w:val="center"/>
+          </w:tcPr>
+          <w:p>
+            <w:pPr>
+              <w:pStyle w:val="Normal"/>
+              <w:jc w:val="center"/>
+              <w:pBdr>
+                <w:bottom w:val="none" w:sz="0" w:space="0" w:color="000000"/>
+                <w:top w:val="none" w:sz="0" w:space="0" w:color="000000"/>
+                <w:left w:val="none" w:sz="0" w:space="0" w:color="000000"/>
+                <w:right w:val="none" w:sz="0" w:space="0" w:color="000000"/>
+              </w:pBdr>
+              <w:spacing w:after="40" w:before="40" w:line="240"/>
+              <w:ind w:left="100" w:right="100" w:firstLine="0" w:firstLineChars="0"/>
+              <w:rPr>
+                <w:rFonts w:ascii="Arial" w:hAnsi="Arial" w:eastAsia="Arial" w:cs="Arial"/>
+                <w:i w:val="false"/>
+                <w:b w:val="false"/>
+                <w:u w:val="none"/>
+                <w:strike w:val="false"/>
+                <w:sz w:val="18"/>
+                <w:szCs w:val="18"/>
+                <w:color w:val="000000"/>
+              </w:rPr>
+            </w:pPr>
+            <w:r>
+              <w:rPr>
+                <w:rFonts w:ascii="Arial" w:hAnsi="Arial" w:eastAsia="Arial" w:cs="Arial"/>
+                <w:i w:val="false"/>
+                <w:b w:val="false"/>
+                <w:u w:val="none"/>
+                <w:strike w:val="false"/>
+                <w:sz w:val="18"/>
+                <w:szCs w:val="18"/>
+                <w:color w:val="000000"/>
+              </w:rPr>
+              <w:t xml:space="preserve">0 (0.0)</w:t>
             </w:r>
           </w:p>
         </w:tc>
@@ -1789,7 +1449,7 @@
                 <w:szCs w:val="18"/>
                 <w:color w:val="000000"/>
               </w:rPr>
-              <w:t xml:space="preserve">  Hepatitis</w:t>
+              <w:t xml:space="preserve">  Pneumonitis</w:t>
             </w:r>
           </w:p>
         </w:tc>
@@ -1844,7 +1504,7 @@
                 <w:szCs w:val="18"/>
                 <w:color w:val="000000"/>
               </w:rPr>
-              <w:t xml:space="preserve">2 (0.9)</w:t>
+              <w:t xml:space="preserve">3 (1.3)</w:t>
             </w:r>
           </w:p>
         </w:tc>
@@ -1899,7 +1559,7 @@
                 <w:szCs w:val="18"/>
                 <w:color w:val="000000"/>
               </w:rPr>
-              <w:t xml:space="preserve">2 (0.9)</w:t>
+              <w:t xml:space="preserve">0 (0.0)</w:t>
             </w:r>
           </w:p>
         </w:tc>
@@ -1936,7 +1596,7 @@
           <w:szCs w:val="16"/>
           <w:color w:val="000000"/>
         </w:rPr>
-        <w:t xml:space="preserve">AESI = pre-specified events of regulatory interest for PD-1 inhibitor class.</w:t>
+        <w:t xml:space="preserve">AESI = pre-specified events of regulatory interest for the PD-1 inhibitor class (Protocol §7.4).</w:t>
       </w:r>
     </w:p>
     <w:p>
@@ -1962,7 +1622,7 @@
           <w:szCs w:val="16"/>
           <w:color w:val="000000"/>
         </w:rPr>
-        <w:t xml:space="preserve">Categories captured by pattern match on AEDECOD against: PNEUMONITIS, COLITIS, HEPATITIS, THYROIDITIS, ADRENAL INSUFFICIENCY, TYPE 1 DIABETES, NEPHRITIS, DERMATITIS, MYOCARDITIS, HYPOPHYSITIS.</w:t>
+        <w:t xml:space="preserve">Categories driven by sponsor AESI MedDRA codelist (raw/codelists/aesi_meddra_pts.csv; 56 PTs across 12 categories).</w:t>
       </w:r>
     </w:p>
     <w:p>
@@ -1988,7 +1648,7 @@
           <w:szCs w:val="16"/>
           <w:color w:val="000000"/>
         </w:rPr>
-        <w:t xml:space="preserve">DATA-LIMITATION NOTE: SAP §4.6 deferred the formal AESI MedDRA PT list pending Protocol §7.4 finalisation; the regex stand-in here is therefore an approximation. Real implementations should use a sponsor-defined AESI codelist.</w:t>
+        <w:t xml:space="preserve">Grade rule per PT: most PTs are AESI at any grade; selected lab/symptom PTs require Grade&gt;=3 (e.g. ALT/AST, AKI, rash, diarrhoea, pruritus); IRR requires Grade&gt;=2.</w:t>
       </w:r>
     </w:p>
     <w:p>
@@ -2014,7 +1674,33 @@
           <w:szCs w:val="16"/>
           <w:color w:val="000000"/>
         </w:rPr>
-        <w:t xml:space="preserve">Source: datasets/adam/adae.parquet WHERE TRTEMFL='Y' AND AEDECOD matches AESI regex.</w:t>
+        <w:t xml:space="preserve">A subject is counted once per category regardless of multiple occurrences.</w:t>
+      </w:r>
+    </w:p>
+    <w:p>
+      <w:pPr>
+        <w:jc w:val="left"/>
+        <w:pBdr>
+          <w:bottom w:val="none" w:sz="0" w:space="0" w:color="000000"/>
+          <w:top w:val="none" w:sz="0" w:space="0" w:color="000000"/>
+          <w:left w:val="none" w:sz="0" w:space="0" w:color="000000"/>
+          <w:right w:val="none" w:sz="0" w:space="0" w:color="000000"/>
+        </w:pBdr>
+        <w:spacing w:after="0" w:before="0" w:line="240"/>
+        <w:ind w:left="0" w:right="0" w:firstLine="0" w:firstLineChars="0"/>
+      </w:pPr>
+      <w:r>
+        <w:rPr>
+          <w:rFonts w:ascii="Arial" w:hAnsi="Arial" w:eastAsia="Arial" w:cs="Arial"/>
+          <w:i w:val="false"/>
+          <w:b w:val="false"/>
+          <w:u w:val="none"/>
+          <w:strike w:val="false"/>
+          <w:sz w:val="16"/>
+          <w:szCs w:val="16"/>
+          <w:color w:val="000000"/>
+        </w:rPr>
+        <w:t xml:space="preserve">Source: datasets/adam/adae.parquet WHERE TRTEMFL='Y' INNER JOIN raw/codelists/aesi_meddra_pts.csv.</w:t>
       </w:r>
     </w:p>
     <w:p>

--- a/tfl/tables/T-AE-06.docx
+++ b/tfl/tables/T-AE-06.docx
@@ -1726,7 +1726,7 @@
           <w:szCs w:val="14"/>
           <w:color w:val="C0392B"/>
         </w:rPr>
-        <w:t xml:space="preserve">DRAFT — produced 2026-05-17 — synthetic data, NOT for regulatory submission</w:t>
+        <w:t xml:space="preserve">DRAFT — produced 2026-06-05 — synthetic data, NOT for regulatory submission</w:t>
       </w:r>
     </w:p>
     <w:sectPr>

--- a/tfl/tables/T-AE-06.docx
+++ b/tfl/tables/T-AE-06.docx
@@ -484,7 +484,7 @@
                 <w:szCs w:val="18"/>
                 <w:color w:val="000000"/>
               </w:rPr>
-              <w:t xml:space="preserve">30 (13.3)</w:t>
+              <w:t xml:space="preserve">69 (30.7)</w:t>
             </w:r>
           </w:p>
         </w:tc>
@@ -539,7 +539,7 @@
                 <w:szCs w:val="18"/>
                 <w:color w:val="000000"/>
               </w:rPr>
-              <w:t xml:space="preserve">8 (3.6)</w:t>
+              <w:t xml:space="preserve">22 (9.8)</w:t>
             </w:r>
           </w:p>
         </w:tc>
@@ -600,6 +600,516 @@
                 <w:color w:val="000000"/>
               </w:rPr>
               <w:t xml:space="preserve">  Colitis</w:t>
+            </w:r>
+          </w:p>
+        </w:tc>
+        <w:tc>
+          <w:tcPr>
+            <w:tcBorders>
+              <w:bottom w:val="single" w:sz="3" w:space="0" w:color="CCCCCC"/>
+              <w:top w:val="single" w:sz="3" w:space="0" w:color="CCCCCC"/>
+              <w:left w:val="single" w:sz="3" w:space="0" w:color="CCCCCC"/>
+              <w:right w:val="single" w:sz="3" w:space="0" w:color="CCCCCC"/>
+            </w:tcBorders>
+            <w:shd w:val="clear" w:color="auto" w:fill="FFFFFF"/>
+            <w:tcMar>
+              <w:top w:w="0" w:type="dxa"/>
+              <w:bottom w:w="0" w:type="dxa"/>
+              <w:left w:w="0" w:type="dxa"/>
+              <w:right w:w="0" w:type="dxa"/>
+            </w:tcMar>
+            <w:vAlign w:val="center"/>
+          </w:tcPr>
+          <w:p>
+            <w:pPr>
+              <w:pStyle w:val="Normal"/>
+              <w:jc w:val="center"/>
+              <w:pBdr>
+                <w:bottom w:val="none" w:sz="0" w:space="0" w:color="000000"/>
+                <w:top w:val="none" w:sz="0" w:space="0" w:color="000000"/>
+                <w:left w:val="none" w:sz="0" w:space="0" w:color="000000"/>
+                <w:right w:val="none" w:sz="0" w:space="0" w:color="000000"/>
+              </w:pBdr>
+              <w:spacing w:after="40" w:before="40" w:line="240"/>
+              <w:ind w:left="100" w:right="100" w:firstLine="0" w:firstLineChars="0"/>
+              <w:rPr>
+                <w:rFonts w:ascii="Arial" w:hAnsi="Arial" w:eastAsia="Arial" w:cs="Arial"/>
+                <w:i w:val="false"/>
+                <w:b w:val="false"/>
+                <w:u w:val="none"/>
+                <w:strike w:val="false"/>
+                <w:sz w:val="18"/>
+                <w:szCs w:val="18"/>
+                <w:color w:val="000000"/>
+              </w:rPr>
+            </w:pPr>
+            <w:r>
+              <w:rPr>
+                <w:rFonts w:ascii="Arial" w:hAnsi="Arial" w:eastAsia="Arial" w:cs="Arial"/>
+                <w:i w:val="false"/>
+                <w:b w:val="false"/>
+                <w:u w:val="none"/>
+                <w:strike w:val="false"/>
+                <w:sz w:val="18"/>
+                <w:szCs w:val="18"/>
+                <w:color w:val="000000"/>
+              </w:rPr>
+              <w:t xml:space="preserve">29 (12.9)</w:t>
+            </w:r>
+          </w:p>
+        </w:tc>
+        <w:tc>
+          <w:tcPr>
+            <w:tcBorders>
+              <w:bottom w:val="single" w:sz="3" w:space="0" w:color="CCCCCC"/>
+              <w:top w:val="single" w:sz="3" w:space="0" w:color="CCCCCC"/>
+              <w:left w:val="single" w:sz="3" w:space="0" w:color="CCCCCC"/>
+              <w:right w:val="single" w:sz="8" w:space="0" w:color="666666"/>
+            </w:tcBorders>
+            <w:shd w:val="clear" w:color="auto" w:fill="FFFFFF"/>
+            <w:tcMar>
+              <w:top w:w="0" w:type="dxa"/>
+              <w:bottom w:w="0" w:type="dxa"/>
+              <w:left w:w="0" w:type="dxa"/>
+              <w:right w:w="0" w:type="dxa"/>
+            </w:tcMar>
+            <w:vAlign w:val="center"/>
+          </w:tcPr>
+          <w:p>
+            <w:pPr>
+              <w:pStyle w:val="Normal"/>
+              <w:jc w:val="center"/>
+              <w:pBdr>
+                <w:bottom w:val="none" w:sz="0" w:space="0" w:color="000000"/>
+                <w:top w:val="none" w:sz="0" w:space="0" w:color="000000"/>
+                <w:left w:val="none" w:sz="0" w:space="0" w:color="000000"/>
+                <w:right w:val="none" w:sz="0" w:space="0" w:color="000000"/>
+              </w:pBdr>
+              <w:spacing w:after="40" w:before="40" w:line="240"/>
+              <w:ind w:left="100" w:right="100" w:firstLine="0" w:firstLineChars="0"/>
+              <w:rPr>
+                <w:rFonts w:ascii="Arial" w:hAnsi="Arial" w:eastAsia="Arial" w:cs="Arial"/>
+                <w:i w:val="false"/>
+                <w:b w:val="false"/>
+                <w:u w:val="none"/>
+                <w:strike w:val="false"/>
+                <w:sz w:val="18"/>
+                <w:szCs w:val="18"/>
+                <w:color w:val="000000"/>
+              </w:rPr>
+            </w:pPr>
+            <w:r>
+              <w:rPr>
+                <w:rFonts w:ascii="Arial" w:hAnsi="Arial" w:eastAsia="Arial" w:cs="Arial"/>
+                <w:i w:val="false"/>
+                <w:b w:val="false"/>
+                <w:u w:val="none"/>
+                <w:strike w:val="false"/>
+                <w:sz w:val="18"/>
+                <w:szCs w:val="18"/>
+                <w:color w:val="000000"/>
+              </w:rPr>
+              <w:t xml:space="preserve">10 (4.5)</w:t>
+            </w:r>
+          </w:p>
+        </w:tc>
+      </w:tr>
+      <w:tr>
+        <w:trPr>
+          <w:trHeight w:val="360" w:hRule="auto"/>
+        </w:trPr>
+        <w:tc>
+          <w:tcPr>
+            <w:tcBorders>
+              <w:bottom w:val="single" w:sz="3" w:space="0" w:color="CCCCCC"/>
+              <w:top w:val="single" w:sz="3" w:space="0" w:color="CCCCCC"/>
+              <w:left w:val="single" w:sz="8" w:space="0" w:color="666666"/>
+              <w:right w:val="single" w:sz="3" w:space="0" w:color="CCCCCC"/>
+            </w:tcBorders>
+            <w:shd w:val="clear" w:color="auto" w:fill="FFFFFF"/>
+            <w:tcMar>
+              <w:top w:w="0" w:type="dxa"/>
+              <w:bottom w:w="0" w:type="dxa"/>
+              <w:left w:w="0" w:type="dxa"/>
+              <w:right w:w="0" w:type="dxa"/>
+            </w:tcMar>
+            <w:vAlign w:val="center"/>
+          </w:tcPr>
+          <w:p>
+            <w:pPr>
+              <w:pStyle w:val="Normal"/>
+              <w:jc w:val="left"/>
+              <w:pBdr>
+                <w:bottom w:val="none" w:sz="0" w:space="0" w:color="000000"/>
+                <w:top w:val="none" w:sz="0" w:space="0" w:color="000000"/>
+                <w:left w:val="none" w:sz="0" w:space="0" w:color="000000"/>
+                <w:right w:val="none" w:sz="0" w:space="0" w:color="000000"/>
+              </w:pBdr>
+              <w:spacing w:after="40" w:before="40" w:line="240"/>
+              <w:ind w:left="100" w:right="100" w:firstLine="0" w:firstLineChars="0"/>
+              <w:rPr>
+                <w:rFonts w:ascii="Arial" w:hAnsi="Arial" w:eastAsia="Arial" w:cs="Arial"/>
+                <w:i w:val="false"/>
+                <w:b w:val="false"/>
+                <w:u w:val="none"/>
+                <w:strike w:val="false"/>
+                <w:sz w:val="18"/>
+                <w:szCs w:val="18"/>
+                <w:color w:val="000000"/>
+              </w:rPr>
+            </w:pPr>
+            <w:r>
+              <w:rPr>
+                <w:rFonts w:ascii="Arial" w:hAnsi="Arial" w:eastAsia="Arial" w:cs="Arial"/>
+                <w:i w:val="false"/>
+                <w:b w:val="false"/>
+                <w:u w:val="none"/>
+                <w:strike w:val="false"/>
+                <w:sz w:val="18"/>
+                <w:szCs w:val="18"/>
+                <w:color w:val="000000"/>
+              </w:rPr>
+              <w:t xml:space="preserve">  Endocrine</w:t>
+            </w:r>
+          </w:p>
+        </w:tc>
+        <w:tc>
+          <w:tcPr>
+            <w:tcBorders>
+              <w:bottom w:val="single" w:sz="3" w:space="0" w:color="CCCCCC"/>
+              <w:top w:val="single" w:sz="3" w:space="0" w:color="CCCCCC"/>
+              <w:left w:val="single" w:sz="3" w:space="0" w:color="CCCCCC"/>
+              <w:right w:val="single" w:sz="3" w:space="0" w:color="CCCCCC"/>
+            </w:tcBorders>
+            <w:shd w:val="clear" w:color="auto" w:fill="FFFFFF"/>
+            <w:tcMar>
+              <w:top w:w="0" w:type="dxa"/>
+              <w:bottom w:w="0" w:type="dxa"/>
+              <w:left w:w="0" w:type="dxa"/>
+              <w:right w:w="0" w:type="dxa"/>
+            </w:tcMar>
+            <w:vAlign w:val="center"/>
+          </w:tcPr>
+          <w:p>
+            <w:pPr>
+              <w:pStyle w:val="Normal"/>
+              <w:jc w:val="center"/>
+              <w:pBdr>
+                <w:bottom w:val="none" w:sz="0" w:space="0" w:color="000000"/>
+                <w:top w:val="none" w:sz="0" w:space="0" w:color="000000"/>
+                <w:left w:val="none" w:sz="0" w:space="0" w:color="000000"/>
+                <w:right w:val="none" w:sz="0" w:space="0" w:color="000000"/>
+              </w:pBdr>
+              <w:spacing w:after="40" w:before="40" w:line="240"/>
+              <w:ind w:left="100" w:right="100" w:firstLine="0" w:firstLineChars="0"/>
+              <w:rPr>
+                <w:rFonts w:ascii="Arial" w:hAnsi="Arial" w:eastAsia="Arial" w:cs="Arial"/>
+                <w:i w:val="false"/>
+                <w:b w:val="false"/>
+                <w:u w:val="none"/>
+                <w:strike w:val="false"/>
+                <w:sz w:val="18"/>
+                <w:szCs w:val="18"/>
+                <w:color w:val="000000"/>
+              </w:rPr>
+            </w:pPr>
+            <w:r>
+              <w:rPr>
+                <w:rFonts w:ascii="Arial" w:hAnsi="Arial" w:eastAsia="Arial" w:cs="Arial"/>
+                <w:i w:val="false"/>
+                <w:b w:val="false"/>
+                <w:u w:val="none"/>
+                <w:strike w:val="false"/>
+                <w:sz w:val="18"/>
+                <w:szCs w:val="18"/>
+                <w:color w:val="000000"/>
+              </w:rPr>
+              <w:t xml:space="preserve">19 (8.4)</w:t>
+            </w:r>
+          </w:p>
+        </w:tc>
+        <w:tc>
+          <w:tcPr>
+            <w:tcBorders>
+              <w:bottom w:val="single" w:sz="3" w:space="0" w:color="CCCCCC"/>
+              <w:top w:val="single" w:sz="3" w:space="0" w:color="CCCCCC"/>
+              <w:left w:val="single" w:sz="3" w:space="0" w:color="CCCCCC"/>
+              <w:right w:val="single" w:sz="8" w:space="0" w:color="666666"/>
+            </w:tcBorders>
+            <w:shd w:val="clear" w:color="auto" w:fill="FFFFFF"/>
+            <w:tcMar>
+              <w:top w:w="0" w:type="dxa"/>
+              <w:bottom w:w="0" w:type="dxa"/>
+              <w:left w:w="0" w:type="dxa"/>
+              <w:right w:w="0" w:type="dxa"/>
+            </w:tcMar>
+            <w:vAlign w:val="center"/>
+          </w:tcPr>
+          <w:p>
+            <w:pPr>
+              <w:pStyle w:val="Normal"/>
+              <w:jc w:val="center"/>
+              <w:pBdr>
+                <w:bottom w:val="none" w:sz="0" w:space="0" w:color="000000"/>
+                <w:top w:val="none" w:sz="0" w:space="0" w:color="000000"/>
+                <w:left w:val="none" w:sz="0" w:space="0" w:color="000000"/>
+                <w:right w:val="none" w:sz="0" w:space="0" w:color="000000"/>
+              </w:pBdr>
+              <w:spacing w:after="40" w:before="40" w:line="240"/>
+              <w:ind w:left="100" w:right="100" w:firstLine="0" w:firstLineChars="0"/>
+              <w:rPr>
+                <w:rFonts w:ascii="Arial" w:hAnsi="Arial" w:eastAsia="Arial" w:cs="Arial"/>
+                <w:i w:val="false"/>
+                <w:b w:val="false"/>
+                <w:u w:val="none"/>
+                <w:strike w:val="false"/>
+                <w:sz w:val="18"/>
+                <w:szCs w:val="18"/>
+                <w:color w:val="000000"/>
+              </w:rPr>
+            </w:pPr>
+            <w:r>
+              <w:rPr>
+                <w:rFonts w:ascii="Arial" w:hAnsi="Arial" w:eastAsia="Arial" w:cs="Arial"/>
+                <w:i w:val="false"/>
+                <w:b w:val="false"/>
+                <w:u w:val="none"/>
+                <w:strike w:val="false"/>
+                <w:sz w:val="18"/>
+                <w:szCs w:val="18"/>
+                <w:color w:val="000000"/>
+              </w:rPr>
+              <w:t xml:space="preserve">4 (1.8)</w:t>
+            </w:r>
+          </w:p>
+        </w:tc>
+      </w:tr>
+      <w:tr>
+        <w:trPr>
+          <w:trHeight w:val="360" w:hRule="auto"/>
+        </w:trPr>
+        <w:tc>
+          <w:tcPr>
+            <w:tcBorders>
+              <w:bottom w:val="single" w:sz="3" w:space="0" w:color="CCCCCC"/>
+              <w:top w:val="single" w:sz="3" w:space="0" w:color="CCCCCC"/>
+              <w:left w:val="single" w:sz="8" w:space="0" w:color="666666"/>
+              <w:right w:val="single" w:sz="3" w:space="0" w:color="CCCCCC"/>
+            </w:tcBorders>
+            <w:shd w:val="clear" w:color="auto" w:fill="FFFFFF"/>
+            <w:tcMar>
+              <w:top w:w="0" w:type="dxa"/>
+              <w:bottom w:w="0" w:type="dxa"/>
+              <w:left w:w="0" w:type="dxa"/>
+              <w:right w:w="0" w:type="dxa"/>
+            </w:tcMar>
+            <w:vAlign w:val="center"/>
+          </w:tcPr>
+          <w:p>
+            <w:pPr>
+              <w:pStyle w:val="Normal"/>
+              <w:jc w:val="left"/>
+              <w:pBdr>
+                <w:bottom w:val="none" w:sz="0" w:space="0" w:color="000000"/>
+                <w:top w:val="none" w:sz="0" w:space="0" w:color="000000"/>
+                <w:left w:val="none" w:sz="0" w:space="0" w:color="000000"/>
+                <w:right w:val="none" w:sz="0" w:space="0" w:color="000000"/>
+              </w:pBdr>
+              <w:spacing w:after="40" w:before="40" w:line="240"/>
+              <w:ind w:left="100" w:right="100" w:firstLine="0" w:firstLineChars="0"/>
+              <w:rPr>
+                <w:rFonts w:ascii="Arial" w:hAnsi="Arial" w:eastAsia="Arial" w:cs="Arial"/>
+                <w:i w:val="false"/>
+                <w:b w:val="false"/>
+                <w:u w:val="none"/>
+                <w:strike w:val="false"/>
+                <w:sz w:val="18"/>
+                <w:szCs w:val="18"/>
+                <w:color w:val="000000"/>
+              </w:rPr>
+            </w:pPr>
+            <w:r>
+              <w:rPr>
+                <w:rFonts w:ascii="Arial" w:hAnsi="Arial" w:eastAsia="Arial" w:cs="Arial"/>
+                <w:i w:val="false"/>
+                <w:b w:val="false"/>
+                <w:u w:val="none"/>
+                <w:strike w:val="false"/>
+                <w:sz w:val="18"/>
+                <w:szCs w:val="18"/>
+                <w:color w:val="000000"/>
+              </w:rPr>
+              <w:t xml:space="preserve">  Neurologic</w:t>
+            </w:r>
+          </w:p>
+        </w:tc>
+        <w:tc>
+          <w:tcPr>
+            <w:tcBorders>
+              <w:bottom w:val="single" w:sz="3" w:space="0" w:color="CCCCCC"/>
+              <w:top w:val="single" w:sz="3" w:space="0" w:color="CCCCCC"/>
+              <w:left w:val="single" w:sz="3" w:space="0" w:color="CCCCCC"/>
+              <w:right w:val="single" w:sz="3" w:space="0" w:color="CCCCCC"/>
+            </w:tcBorders>
+            <w:shd w:val="clear" w:color="auto" w:fill="FFFFFF"/>
+            <w:tcMar>
+              <w:top w:w="0" w:type="dxa"/>
+              <w:bottom w:w="0" w:type="dxa"/>
+              <w:left w:w="0" w:type="dxa"/>
+              <w:right w:w="0" w:type="dxa"/>
+            </w:tcMar>
+            <w:vAlign w:val="center"/>
+          </w:tcPr>
+          <w:p>
+            <w:pPr>
+              <w:pStyle w:val="Normal"/>
+              <w:jc w:val="center"/>
+              <w:pBdr>
+                <w:bottom w:val="none" w:sz="0" w:space="0" w:color="000000"/>
+                <w:top w:val="none" w:sz="0" w:space="0" w:color="000000"/>
+                <w:left w:val="none" w:sz="0" w:space="0" w:color="000000"/>
+                <w:right w:val="none" w:sz="0" w:space="0" w:color="000000"/>
+              </w:pBdr>
+              <w:spacing w:after="40" w:before="40" w:line="240"/>
+              <w:ind w:left="100" w:right="100" w:firstLine="0" w:firstLineChars="0"/>
+              <w:rPr>
+                <w:rFonts w:ascii="Arial" w:hAnsi="Arial" w:eastAsia="Arial" w:cs="Arial"/>
+                <w:i w:val="false"/>
+                <w:b w:val="false"/>
+                <w:u w:val="none"/>
+                <w:strike w:val="false"/>
+                <w:sz w:val="18"/>
+                <w:szCs w:val="18"/>
+                <w:color w:val="000000"/>
+              </w:rPr>
+            </w:pPr>
+            <w:r>
+              <w:rPr>
+                <w:rFonts w:ascii="Arial" w:hAnsi="Arial" w:eastAsia="Arial" w:cs="Arial"/>
+                <w:i w:val="false"/>
+                <w:b w:val="false"/>
+                <w:u w:val="none"/>
+                <w:strike w:val="false"/>
+                <w:sz w:val="18"/>
+                <w:szCs w:val="18"/>
+                <w:color w:val="000000"/>
+              </w:rPr>
+              <w:t xml:space="preserve">11 (4.9)</w:t>
+            </w:r>
+          </w:p>
+        </w:tc>
+        <w:tc>
+          <w:tcPr>
+            <w:tcBorders>
+              <w:bottom w:val="single" w:sz="3" w:space="0" w:color="CCCCCC"/>
+              <w:top w:val="single" w:sz="3" w:space="0" w:color="CCCCCC"/>
+              <w:left w:val="single" w:sz="3" w:space="0" w:color="CCCCCC"/>
+              <w:right w:val="single" w:sz="8" w:space="0" w:color="666666"/>
+            </w:tcBorders>
+            <w:shd w:val="clear" w:color="auto" w:fill="FFFFFF"/>
+            <w:tcMar>
+              <w:top w:w="0" w:type="dxa"/>
+              <w:bottom w:w="0" w:type="dxa"/>
+              <w:left w:w="0" w:type="dxa"/>
+              <w:right w:w="0" w:type="dxa"/>
+            </w:tcMar>
+            <w:vAlign w:val="center"/>
+          </w:tcPr>
+          <w:p>
+            <w:pPr>
+              <w:pStyle w:val="Normal"/>
+              <w:jc w:val="center"/>
+              <w:pBdr>
+                <w:bottom w:val="none" w:sz="0" w:space="0" w:color="000000"/>
+                <w:top w:val="none" w:sz="0" w:space="0" w:color="000000"/>
+                <w:left w:val="none" w:sz="0" w:space="0" w:color="000000"/>
+                <w:right w:val="none" w:sz="0" w:space="0" w:color="000000"/>
+              </w:pBdr>
+              <w:spacing w:after="40" w:before="40" w:line="240"/>
+              <w:ind w:left="100" w:right="100" w:firstLine="0" w:firstLineChars="0"/>
+              <w:rPr>
+                <w:rFonts w:ascii="Arial" w:hAnsi="Arial" w:eastAsia="Arial" w:cs="Arial"/>
+                <w:i w:val="false"/>
+                <w:b w:val="false"/>
+                <w:u w:val="none"/>
+                <w:strike w:val="false"/>
+                <w:sz w:val="18"/>
+                <w:szCs w:val="18"/>
+                <w:color w:val="000000"/>
+              </w:rPr>
+            </w:pPr>
+            <w:r>
+              <w:rPr>
+                <w:rFonts w:ascii="Arial" w:hAnsi="Arial" w:eastAsia="Arial" w:cs="Arial"/>
+                <w:i w:val="false"/>
+                <w:b w:val="false"/>
+                <w:u w:val="none"/>
+                <w:strike w:val="false"/>
+                <w:sz w:val="18"/>
+                <w:szCs w:val="18"/>
+                <w:color w:val="000000"/>
+              </w:rPr>
+              <w:t xml:space="preserve">5 (2.2)</w:t>
+            </w:r>
+          </w:p>
+        </w:tc>
+      </w:tr>
+      <w:tr>
+        <w:trPr>
+          <w:trHeight w:val="360" w:hRule="auto"/>
+        </w:trPr>
+        <w:tc>
+          <w:tcPr>
+            <w:tcBorders>
+              <w:bottom w:val="single" w:sz="3" w:space="0" w:color="CCCCCC"/>
+              <w:top w:val="single" w:sz="3" w:space="0" w:color="CCCCCC"/>
+              <w:left w:val="single" w:sz="8" w:space="0" w:color="666666"/>
+              <w:right w:val="single" w:sz="3" w:space="0" w:color="CCCCCC"/>
+            </w:tcBorders>
+            <w:shd w:val="clear" w:color="auto" w:fill="FFFFFF"/>
+            <w:tcMar>
+              <w:top w:w="0" w:type="dxa"/>
+              <w:bottom w:w="0" w:type="dxa"/>
+              <w:left w:w="0" w:type="dxa"/>
+              <w:right w:w="0" w:type="dxa"/>
+            </w:tcMar>
+            <w:vAlign w:val="center"/>
+          </w:tcPr>
+          <w:p>
+            <w:pPr>
+              <w:pStyle w:val="Normal"/>
+              <w:jc w:val="left"/>
+              <w:pBdr>
+                <w:bottom w:val="none" w:sz="0" w:space="0" w:color="000000"/>
+                <w:top w:val="none" w:sz="0" w:space="0" w:color="000000"/>
+                <w:left w:val="none" w:sz="0" w:space="0" w:color="000000"/>
+                <w:right w:val="none" w:sz="0" w:space="0" w:color="000000"/>
+              </w:pBdr>
+              <w:spacing w:after="40" w:before="40" w:line="240"/>
+              <w:ind w:left="100" w:right="100" w:firstLine="0" w:firstLineChars="0"/>
+              <w:rPr>
+                <w:rFonts w:ascii="Arial" w:hAnsi="Arial" w:eastAsia="Arial" w:cs="Arial"/>
+                <w:i w:val="false"/>
+                <w:b w:val="false"/>
+                <w:u w:val="none"/>
+                <w:strike w:val="false"/>
+                <w:sz w:val="18"/>
+                <w:szCs w:val="18"/>
+                <w:color w:val="000000"/>
+              </w:rPr>
+            </w:pPr>
+            <w:r>
+              <w:rPr>
+                <w:rFonts w:ascii="Arial" w:hAnsi="Arial" w:eastAsia="Arial" w:cs="Arial"/>
+                <w:i w:val="false"/>
+                <w:b w:val="false"/>
+                <w:u w:val="none"/>
+                <w:strike w:val="false"/>
+                <w:sz w:val="18"/>
+                <w:szCs w:val="18"/>
+                <w:color w:val="000000"/>
+              </w:rPr>
+              <w:t xml:space="preserve">  Dermatologic</w:t>
             </w:r>
           </w:p>
         </w:tc>
@@ -769,346 +1279,6 @@
                 <w:szCs w:val="18"/>
                 <w:color w:val="000000"/>
               </w:rPr>
-              <w:t xml:space="preserve">  Endocrine</w:t>
-            </w:r>
-          </w:p>
-        </w:tc>
-        <w:tc>
-          <w:tcPr>
-            <w:tcBorders>
-              <w:bottom w:val="single" w:sz="3" w:space="0" w:color="CCCCCC"/>
-              <w:top w:val="single" w:sz="3" w:space="0" w:color="CCCCCC"/>
-              <w:left w:val="single" w:sz="3" w:space="0" w:color="CCCCCC"/>
-              <w:right w:val="single" w:sz="3" w:space="0" w:color="CCCCCC"/>
-            </w:tcBorders>
-            <w:shd w:val="clear" w:color="auto" w:fill="FFFFFF"/>
-            <w:tcMar>
-              <w:top w:w="0" w:type="dxa"/>
-              <w:bottom w:w="0" w:type="dxa"/>
-              <w:left w:w="0" w:type="dxa"/>
-              <w:right w:w="0" w:type="dxa"/>
-            </w:tcMar>
-            <w:vAlign w:val="center"/>
-          </w:tcPr>
-          <w:p>
-            <w:pPr>
-              <w:pStyle w:val="Normal"/>
-              <w:jc w:val="center"/>
-              <w:pBdr>
-                <w:bottom w:val="none" w:sz="0" w:space="0" w:color="000000"/>
-                <w:top w:val="none" w:sz="0" w:space="0" w:color="000000"/>
-                <w:left w:val="none" w:sz="0" w:space="0" w:color="000000"/>
-                <w:right w:val="none" w:sz="0" w:space="0" w:color="000000"/>
-              </w:pBdr>
-              <w:spacing w:after="40" w:before="40" w:line="240"/>
-              <w:ind w:left="100" w:right="100" w:firstLine="0" w:firstLineChars="0"/>
-              <w:rPr>
-                <w:rFonts w:ascii="Arial" w:hAnsi="Arial" w:eastAsia="Arial" w:cs="Arial"/>
-                <w:i w:val="false"/>
-                <w:b w:val="false"/>
-                <w:u w:val="none"/>
-                <w:strike w:val="false"/>
-                <w:sz w:val="18"/>
-                <w:szCs w:val="18"/>
-                <w:color w:val="000000"/>
-              </w:rPr>
-            </w:pPr>
-            <w:r>
-              <w:rPr>
-                <w:rFonts w:ascii="Arial" w:hAnsi="Arial" w:eastAsia="Arial" w:cs="Arial"/>
-                <w:i w:val="false"/>
-                <w:b w:val="false"/>
-                <w:u w:val="none"/>
-                <w:strike w:val="false"/>
-                <w:sz w:val="18"/>
-                <w:szCs w:val="18"/>
-                <w:color w:val="000000"/>
-              </w:rPr>
-              <w:t xml:space="preserve">7 (3.1)</w:t>
-            </w:r>
-          </w:p>
-        </w:tc>
-        <w:tc>
-          <w:tcPr>
-            <w:tcBorders>
-              <w:bottom w:val="single" w:sz="3" w:space="0" w:color="CCCCCC"/>
-              <w:top w:val="single" w:sz="3" w:space="0" w:color="CCCCCC"/>
-              <w:left w:val="single" w:sz="3" w:space="0" w:color="CCCCCC"/>
-              <w:right w:val="single" w:sz="8" w:space="0" w:color="666666"/>
-            </w:tcBorders>
-            <w:shd w:val="clear" w:color="auto" w:fill="FFFFFF"/>
-            <w:tcMar>
-              <w:top w:w="0" w:type="dxa"/>
-              <w:bottom w:w="0" w:type="dxa"/>
-              <w:left w:w="0" w:type="dxa"/>
-              <w:right w:w="0" w:type="dxa"/>
-            </w:tcMar>
-            <w:vAlign w:val="center"/>
-          </w:tcPr>
-          <w:p>
-            <w:pPr>
-              <w:pStyle w:val="Normal"/>
-              <w:jc w:val="center"/>
-              <w:pBdr>
-                <w:bottom w:val="none" w:sz="0" w:space="0" w:color="000000"/>
-                <w:top w:val="none" w:sz="0" w:space="0" w:color="000000"/>
-                <w:left w:val="none" w:sz="0" w:space="0" w:color="000000"/>
-                <w:right w:val="none" w:sz="0" w:space="0" w:color="000000"/>
-              </w:pBdr>
-              <w:spacing w:after="40" w:before="40" w:line="240"/>
-              <w:ind w:left="100" w:right="100" w:firstLine="0" w:firstLineChars="0"/>
-              <w:rPr>
-                <w:rFonts w:ascii="Arial" w:hAnsi="Arial" w:eastAsia="Arial" w:cs="Arial"/>
-                <w:i w:val="false"/>
-                <w:b w:val="false"/>
-                <w:u w:val="none"/>
-                <w:strike w:val="false"/>
-                <w:sz w:val="18"/>
-                <w:szCs w:val="18"/>
-                <w:color w:val="000000"/>
-              </w:rPr>
-            </w:pPr>
-            <w:r>
-              <w:rPr>
-                <w:rFonts w:ascii="Arial" w:hAnsi="Arial" w:eastAsia="Arial" w:cs="Arial"/>
-                <w:i w:val="false"/>
-                <w:b w:val="false"/>
-                <w:u w:val="none"/>
-                <w:strike w:val="false"/>
-                <w:sz w:val="18"/>
-                <w:szCs w:val="18"/>
-                <w:color w:val="000000"/>
-              </w:rPr>
-              <w:t xml:space="preserve">2 (0.9)</w:t>
-            </w:r>
-          </w:p>
-        </w:tc>
-      </w:tr>
-      <w:tr>
-        <w:trPr>
-          <w:trHeight w:val="360" w:hRule="auto"/>
-        </w:trPr>
-        <w:tc>
-          <w:tcPr>
-            <w:tcBorders>
-              <w:bottom w:val="single" w:sz="3" w:space="0" w:color="CCCCCC"/>
-              <w:top w:val="single" w:sz="3" w:space="0" w:color="CCCCCC"/>
-              <w:left w:val="single" w:sz="8" w:space="0" w:color="666666"/>
-              <w:right w:val="single" w:sz="3" w:space="0" w:color="CCCCCC"/>
-            </w:tcBorders>
-            <w:shd w:val="clear" w:color="auto" w:fill="FFFFFF"/>
-            <w:tcMar>
-              <w:top w:w="0" w:type="dxa"/>
-              <w:bottom w:w="0" w:type="dxa"/>
-              <w:left w:w="0" w:type="dxa"/>
-              <w:right w:w="0" w:type="dxa"/>
-            </w:tcMar>
-            <w:vAlign w:val="center"/>
-          </w:tcPr>
-          <w:p>
-            <w:pPr>
-              <w:pStyle w:val="Normal"/>
-              <w:jc w:val="left"/>
-              <w:pBdr>
-                <w:bottom w:val="none" w:sz="0" w:space="0" w:color="000000"/>
-                <w:top w:val="none" w:sz="0" w:space="0" w:color="000000"/>
-                <w:left w:val="none" w:sz="0" w:space="0" w:color="000000"/>
-                <w:right w:val="none" w:sz="0" w:space="0" w:color="000000"/>
-              </w:pBdr>
-              <w:spacing w:after="40" w:before="40" w:line="240"/>
-              <w:ind w:left="100" w:right="100" w:firstLine="0" w:firstLineChars="0"/>
-              <w:rPr>
-                <w:rFonts w:ascii="Arial" w:hAnsi="Arial" w:eastAsia="Arial" w:cs="Arial"/>
-                <w:i w:val="false"/>
-                <w:b w:val="false"/>
-                <w:u w:val="none"/>
-                <w:strike w:val="false"/>
-                <w:sz w:val="18"/>
-                <w:szCs w:val="18"/>
-                <w:color w:val="000000"/>
-              </w:rPr>
-            </w:pPr>
-            <w:r>
-              <w:rPr>
-                <w:rFonts w:ascii="Arial" w:hAnsi="Arial" w:eastAsia="Arial" w:cs="Arial"/>
-                <w:i w:val="false"/>
-                <w:b w:val="false"/>
-                <w:u w:val="none"/>
-                <w:strike w:val="false"/>
-                <w:sz w:val="18"/>
-                <w:szCs w:val="18"/>
-                <w:color w:val="000000"/>
-              </w:rPr>
-              <w:t xml:space="preserve">  Neurologic</w:t>
-            </w:r>
-          </w:p>
-        </w:tc>
-        <w:tc>
-          <w:tcPr>
-            <w:tcBorders>
-              <w:bottom w:val="single" w:sz="3" w:space="0" w:color="CCCCCC"/>
-              <w:top w:val="single" w:sz="3" w:space="0" w:color="CCCCCC"/>
-              <w:left w:val="single" w:sz="3" w:space="0" w:color="CCCCCC"/>
-              <w:right w:val="single" w:sz="3" w:space="0" w:color="CCCCCC"/>
-            </w:tcBorders>
-            <w:shd w:val="clear" w:color="auto" w:fill="FFFFFF"/>
-            <w:tcMar>
-              <w:top w:w="0" w:type="dxa"/>
-              <w:bottom w:w="0" w:type="dxa"/>
-              <w:left w:w="0" w:type="dxa"/>
-              <w:right w:w="0" w:type="dxa"/>
-            </w:tcMar>
-            <w:vAlign w:val="center"/>
-          </w:tcPr>
-          <w:p>
-            <w:pPr>
-              <w:pStyle w:val="Normal"/>
-              <w:jc w:val="center"/>
-              <w:pBdr>
-                <w:bottom w:val="none" w:sz="0" w:space="0" w:color="000000"/>
-                <w:top w:val="none" w:sz="0" w:space="0" w:color="000000"/>
-                <w:left w:val="none" w:sz="0" w:space="0" w:color="000000"/>
-                <w:right w:val="none" w:sz="0" w:space="0" w:color="000000"/>
-              </w:pBdr>
-              <w:spacing w:after="40" w:before="40" w:line="240"/>
-              <w:ind w:left="100" w:right="100" w:firstLine="0" w:firstLineChars="0"/>
-              <w:rPr>
-                <w:rFonts w:ascii="Arial" w:hAnsi="Arial" w:eastAsia="Arial" w:cs="Arial"/>
-                <w:i w:val="false"/>
-                <w:b w:val="false"/>
-                <w:u w:val="none"/>
-                <w:strike w:val="false"/>
-                <w:sz w:val="18"/>
-                <w:szCs w:val="18"/>
-                <w:color w:val="000000"/>
-              </w:rPr>
-            </w:pPr>
-            <w:r>
-              <w:rPr>
-                <w:rFonts w:ascii="Arial" w:hAnsi="Arial" w:eastAsia="Arial" w:cs="Arial"/>
-                <w:i w:val="false"/>
-                <w:b w:val="false"/>
-                <w:u w:val="none"/>
-                <w:strike w:val="false"/>
-                <w:sz w:val="18"/>
-                <w:szCs w:val="18"/>
-                <w:color w:val="000000"/>
-              </w:rPr>
-              <w:t xml:space="preserve">5 (2.2)</w:t>
-            </w:r>
-          </w:p>
-        </w:tc>
-        <w:tc>
-          <w:tcPr>
-            <w:tcBorders>
-              <w:bottom w:val="single" w:sz="3" w:space="0" w:color="CCCCCC"/>
-              <w:top w:val="single" w:sz="3" w:space="0" w:color="CCCCCC"/>
-              <w:left w:val="single" w:sz="3" w:space="0" w:color="CCCCCC"/>
-              <w:right w:val="single" w:sz="8" w:space="0" w:color="666666"/>
-            </w:tcBorders>
-            <w:shd w:val="clear" w:color="auto" w:fill="FFFFFF"/>
-            <w:tcMar>
-              <w:top w:w="0" w:type="dxa"/>
-              <w:bottom w:w="0" w:type="dxa"/>
-              <w:left w:w="0" w:type="dxa"/>
-              <w:right w:w="0" w:type="dxa"/>
-            </w:tcMar>
-            <w:vAlign w:val="center"/>
-          </w:tcPr>
-          <w:p>
-            <w:pPr>
-              <w:pStyle w:val="Normal"/>
-              <w:jc w:val="center"/>
-              <w:pBdr>
-                <w:bottom w:val="none" w:sz="0" w:space="0" w:color="000000"/>
-                <w:top w:val="none" w:sz="0" w:space="0" w:color="000000"/>
-                <w:left w:val="none" w:sz="0" w:space="0" w:color="000000"/>
-                <w:right w:val="none" w:sz="0" w:space="0" w:color="000000"/>
-              </w:pBdr>
-              <w:spacing w:after="40" w:before="40" w:line="240"/>
-              <w:ind w:left="100" w:right="100" w:firstLine="0" w:firstLineChars="0"/>
-              <w:rPr>
-                <w:rFonts w:ascii="Arial" w:hAnsi="Arial" w:eastAsia="Arial" w:cs="Arial"/>
-                <w:i w:val="false"/>
-                <w:b w:val="false"/>
-                <w:u w:val="none"/>
-                <w:strike w:val="false"/>
-                <w:sz w:val="18"/>
-                <w:szCs w:val="18"/>
-                <w:color w:val="000000"/>
-              </w:rPr>
-            </w:pPr>
-            <w:r>
-              <w:rPr>
-                <w:rFonts w:ascii="Arial" w:hAnsi="Arial" w:eastAsia="Arial" w:cs="Arial"/>
-                <w:i w:val="false"/>
-                <w:b w:val="false"/>
-                <w:u w:val="none"/>
-                <w:strike w:val="false"/>
-                <w:sz w:val="18"/>
-                <w:szCs w:val="18"/>
-                <w:color w:val="000000"/>
-              </w:rPr>
-              <w:t xml:space="preserve">2 (0.9)</w:t>
-            </w:r>
-          </w:p>
-        </w:tc>
-      </w:tr>
-      <w:tr>
-        <w:trPr>
-          <w:trHeight w:val="360" w:hRule="auto"/>
-        </w:trPr>
-        <w:tc>
-          <w:tcPr>
-            <w:tcBorders>
-              <w:bottom w:val="single" w:sz="3" w:space="0" w:color="CCCCCC"/>
-              <w:top w:val="single" w:sz="3" w:space="0" w:color="CCCCCC"/>
-              <w:left w:val="single" w:sz="8" w:space="0" w:color="666666"/>
-              <w:right w:val="single" w:sz="3" w:space="0" w:color="CCCCCC"/>
-            </w:tcBorders>
-            <w:shd w:val="clear" w:color="auto" w:fill="FFFFFF"/>
-            <w:tcMar>
-              <w:top w:w="0" w:type="dxa"/>
-              <w:bottom w:w="0" w:type="dxa"/>
-              <w:left w:w="0" w:type="dxa"/>
-              <w:right w:w="0" w:type="dxa"/>
-            </w:tcMar>
-            <w:vAlign w:val="center"/>
-          </w:tcPr>
-          <w:p>
-            <w:pPr>
-              <w:pStyle w:val="Normal"/>
-              <w:jc w:val="left"/>
-              <w:pBdr>
-                <w:bottom w:val="none" w:sz="0" w:space="0" w:color="000000"/>
-                <w:top w:val="none" w:sz="0" w:space="0" w:color="000000"/>
-                <w:left w:val="none" w:sz="0" w:space="0" w:color="000000"/>
-                <w:right w:val="none" w:sz="0" w:space="0" w:color="000000"/>
-              </w:pBdr>
-              <w:spacing w:after="40" w:before="40" w:line="240"/>
-              <w:ind w:left="100" w:right="100" w:firstLine="0" w:firstLineChars="0"/>
-              <w:rPr>
-                <w:rFonts w:ascii="Arial" w:hAnsi="Arial" w:eastAsia="Arial" w:cs="Arial"/>
-                <w:i w:val="false"/>
-                <w:b w:val="false"/>
-                <w:u w:val="none"/>
-                <w:strike w:val="false"/>
-                <w:sz w:val="18"/>
-                <w:szCs w:val="18"/>
-                <w:color w:val="000000"/>
-              </w:rPr>
-            </w:pPr>
-            <w:r>
-              <w:rPr>
-                <w:rFonts w:ascii="Arial" w:hAnsi="Arial" w:eastAsia="Arial" w:cs="Arial"/>
-                <w:i w:val="false"/>
-                <w:b w:val="false"/>
-                <w:u w:val="none"/>
-                <w:strike w:val="false"/>
-                <w:sz w:val="18"/>
-                <w:szCs w:val="18"/>
-                <w:color w:val="000000"/>
-              </w:rPr>
               <w:t xml:space="preserve">  Hepatitis</w:t>
             </w:r>
           </w:p>
@@ -1164,7 +1334,7 @@
                 <w:szCs w:val="18"/>
                 <w:color w:val="000000"/>
               </w:rPr>
-              <w:t xml:space="preserve">4 (1.8)</w:t>
+              <w:t xml:space="preserve">8 (3.6)</w:t>
             </w:r>
           </w:p>
         </w:tc>
@@ -1219,177 +1389,7 @@
                 <w:szCs w:val="18"/>
                 <w:color w:val="000000"/>
               </w:rPr>
-              <w:t xml:space="preserve">2 (0.9)</w:t>
-            </w:r>
-          </w:p>
-        </w:tc>
-      </w:tr>
-      <w:tr>
-        <w:trPr>
-          <w:trHeight w:val="360" w:hRule="auto"/>
-        </w:trPr>
-        <w:tc>
-          <w:tcPr>
-            <w:tcBorders>
-              <w:bottom w:val="single" w:sz="3" w:space="0" w:color="CCCCCC"/>
-              <w:top w:val="single" w:sz="3" w:space="0" w:color="CCCCCC"/>
-              <w:left w:val="single" w:sz="8" w:space="0" w:color="666666"/>
-              <w:right w:val="single" w:sz="3" w:space="0" w:color="CCCCCC"/>
-            </w:tcBorders>
-            <w:shd w:val="clear" w:color="auto" w:fill="FFFFFF"/>
-            <w:tcMar>
-              <w:top w:w="0" w:type="dxa"/>
-              <w:bottom w:w="0" w:type="dxa"/>
-              <w:left w:w="0" w:type="dxa"/>
-              <w:right w:w="0" w:type="dxa"/>
-            </w:tcMar>
-            <w:vAlign w:val="center"/>
-          </w:tcPr>
-          <w:p>
-            <w:pPr>
-              <w:pStyle w:val="Normal"/>
-              <w:jc w:val="left"/>
-              <w:pBdr>
-                <w:bottom w:val="none" w:sz="0" w:space="0" w:color="000000"/>
-                <w:top w:val="none" w:sz="0" w:space="0" w:color="000000"/>
-                <w:left w:val="none" w:sz="0" w:space="0" w:color="000000"/>
-                <w:right w:val="none" w:sz="0" w:space="0" w:color="000000"/>
-              </w:pBdr>
-              <w:spacing w:after="40" w:before="40" w:line="240"/>
-              <w:ind w:left="100" w:right="100" w:firstLine="0" w:firstLineChars="0"/>
-              <w:rPr>
-                <w:rFonts w:ascii="Arial" w:hAnsi="Arial" w:eastAsia="Arial" w:cs="Arial"/>
-                <w:i w:val="false"/>
-                <w:b w:val="false"/>
-                <w:u w:val="none"/>
-                <w:strike w:val="false"/>
-                <w:sz w:val="18"/>
-                <w:szCs w:val="18"/>
-                <w:color w:val="000000"/>
-              </w:rPr>
-            </w:pPr>
-            <w:r>
-              <w:rPr>
-                <w:rFonts w:ascii="Arial" w:hAnsi="Arial" w:eastAsia="Arial" w:cs="Arial"/>
-                <w:i w:val="false"/>
-                <w:b w:val="false"/>
-                <w:u w:val="none"/>
-                <w:strike w:val="false"/>
-                <w:sz w:val="18"/>
-                <w:szCs w:val="18"/>
-                <w:color w:val="000000"/>
-              </w:rPr>
-              <w:t xml:space="preserve">  Dermatologic</w:t>
-            </w:r>
-          </w:p>
-        </w:tc>
-        <w:tc>
-          <w:tcPr>
-            <w:tcBorders>
-              <w:bottom w:val="single" w:sz="3" w:space="0" w:color="CCCCCC"/>
-              <w:top w:val="single" w:sz="3" w:space="0" w:color="CCCCCC"/>
-              <w:left w:val="single" w:sz="3" w:space="0" w:color="CCCCCC"/>
-              <w:right w:val="single" w:sz="3" w:space="0" w:color="CCCCCC"/>
-            </w:tcBorders>
-            <w:shd w:val="clear" w:color="auto" w:fill="FFFFFF"/>
-            <w:tcMar>
-              <w:top w:w="0" w:type="dxa"/>
-              <w:bottom w:w="0" w:type="dxa"/>
-              <w:left w:w="0" w:type="dxa"/>
-              <w:right w:w="0" w:type="dxa"/>
-            </w:tcMar>
-            <w:vAlign w:val="center"/>
-          </w:tcPr>
-          <w:p>
-            <w:pPr>
-              <w:pStyle w:val="Normal"/>
-              <w:jc w:val="center"/>
-              <w:pBdr>
-                <w:bottom w:val="none" w:sz="0" w:space="0" w:color="000000"/>
-                <w:top w:val="none" w:sz="0" w:space="0" w:color="000000"/>
-                <w:left w:val="none" w:sz="0" w:space="0" w:color="000000"/>
-                <w:right w:val="none" w:sz="0" w:space="0" w:color="000000"/>
-              </w:pBdr>
-              <w:spacing w:after="40" w:before="40" w:line="240"/>
-              <w:ind w:left="100" w:right="100" w:firstLine="0" w:firstLineChars="0"/>
-              <w:rPr>
-                <w:rFonts w:ascii="Arial" w:hAnsi="Arial" w:eastAsia="Arial" w:cs="Arial"/>
-                <w:i w:val="false"/>
-                <w:b w:val="false"/>
-                <w:u w:val="none"/>
-                <w:strike w:val="false"/>
-                <w:sz w:val="18"/>
-                <w:szCs w:val="18"/>
-                <w:color w:val="000000"/>
-              </w:rPr>
-            </w:pPr>
-            <w:r>
-              <w:rPr>
-                <w:rFonts w:ascii="Arial" w:hAnsi="Arial" w:eastAsia="Arial" w:cs="Arial"/>
-                <w:i w:val="false"/>
-                <w:b w:val="false"/>
-                <w:u w:val="none"/>
-                <w:strike w:val="false"/>
-                <w:sz w:val="18"/>
-                <w:szCs w:val="18"/>
-                <w:color w:val="000000"/>
-              </w:rPr>
-              <w:t xml:space="preserve">5 (2.2)</w:t>
-            </w:r>
-          </w:p>
-        </w:tc>
-        <w:tc>
-          <w:tcPr>
-            <w:tcBorders>
-              <w:bottom w:val="single" w:sz="3" w:space="0" w:color="CCCCCC"/>
-              <w:top w:val="single" w:sz="3" w:space="0" w:color="CCCCCC"/>
-              <w:left w:val="single" w:sz="3" w:space="0" w:color="CCCCCC"/>
-              <w:right w:val="single" w:sz="8" w:space="0" w:color="666666"/>
-            </w:tcBorders>
-            <w:shd w:val="clear" w:color="auto" w:fill="FFFFFF"/>
-            <w:tcMar>
-              <w:top w:w="0" w:type="dxa"/>
-              <w:bottom w:w="0" w:type="dxa"/>
-              <w:left w:w="0" w:type="dxa"/>
-              <w:right w:w="0" w:type="dxa"/>
-            </w:tcMar>
-            <w:vAlign w:val="center"/>
-          </w:tcPr>
-          <w:p>
-            <w:pPr>
-              <w:pStyle w:val="Normal"/>
-              <w:jc w:val="center"/>
-              <w:pBdr>
-                <w:bottom w:val="none" w:sz="0" w:space="0" w:color="000000"/>
-                <w:top w:val="none" w:sz="0" w:space="0" w:color="000000"/>
-                <w:left w:val="none" w:sz="0" w:space="0" w:color="000000"/>
-                <w:right w:val="none" w:sz="0" w:space="0" w:color="000000"/>
-              </w:pBdr>
-              <w:spacing w:after="40" w:before="40" w:line="240"/>
-              <w:ind w:left="100" w:right="100" w:firstLine="0" w:firstLineChars="0"/>
-              <w:rPr>
-                <w:rFonts w:ascii="Arial" w:hAnsi="Arial" w:eastAsia="Arial" w:cs="Arial"/>
-                <w:i w:val="false"/>
-                <w:b w:val="false"/>
-                <w:u w:val="none"/>
-                <w:strike w:val="false"/>
-                <w:sz w:val="18"/>
-                <w:szCs w:val="18"/>
-                <w:color w:val="000000"/>
-              </w:rPr>
-            </w:pPr>
-            <w:r>
-              <w:rPr>
-                <w:rFonts w:ascii="Arial" w:hAnsi="Arial" w:eastAsia="Arial" w:cs="Arial"/>
-                <w:i w:val="false"/>
-                <w:b w:val="false"/>
-                <w:u w:val="none"/>
-                <w:strike w:val="false"/>
-                <w:sz w:val="18"/>
-                <w:szCs w:val="18"/>
-                <w:color w:val="000000"/>
-              </w:rPr>
-              <w:t xml:space="preserve">0 (0.0)</w:t>
+              <w:t xml:space="preserve">3 (1.3)</w:t>
             </w:r>
           </w:p>
         </w:tc>
@@ -1504,7 +1504,7 @@
                 <w:szCs w:val="18"/>
                 <w:color w:val="000000"/>
               </w:rPr>
-              <w:t xml:space="preserve">3 (1.3)</w:t>
+              <w:t xml:space="preserve">10 (4.4)</w:t>
             </w:r>
           </w:p>
         </w:tc>
@@ -1726,7 +1726,7 @@
           <w:szCs w:val="14"/>
           <w:color w:val="C0392B"/>
         </w:rPr>
-        <w:t xml:space="preserve">DRAFT — produced 2026-06-05 — synthetic data, NOT for regulatory submission</w:t>
+        <w:t xml:space="preserve">DRAFT — produced 2026-07-19 — synthetic data, NOT for regulatory submission</w:t>
       </w:r>
     </w:p>
     <w:sectPr>

--- a/tfl/tables/T-AE-06.docx
+++ b/tfl/tables/T-AE-06.docx
@@ -709,7 +709,7 @@
                 <w:szCs w:val="18"/>
                 <w:color w:val="000000"/>
               </w:rPr>
-              <w:t xml:space="preserve">10 (4.5)</w:t>
+              <w:t xml:space="preserve">11 (4.9)</w:t>
             </w:r>
           </w:p>
         </w:tc>
@@ -879,7 +879,7 @@
                 <w:szCs w:val="18"/>
                 <w:color w:val="000000"/>
               </w:rPr>
-              <w:t xml:space="preserve">4 (1.8)</w:t>
+              <w:t xml:space="preserve">3 (1.3)</w:t>
             </w:r>
           </w:p>
         </w:tc>
@@ -1219,7 +1219,7 @@
                 <w:szCs w:val="18"/>
                 <w:color w:val="000000"/>
               </w:rPr>
-              <w:t xml:space="preserve">2 (0.9)</w:t>
+              <w:t xml:space="preserve">1 (0.4)</w:t>
             </w:r>
           </w:p>
         </w:tc>
